--- a/G9_Assignment2/G9_SprintBacklog.docx
+++ b/G9_Assignment2/G9_SprintBacklog.docx
@@ -27,7 +27,7 @@
         <w:rPr>
           <w:color w:val="555555"/>
         </w:rPr>
-        <w:t>GoNature — Group 9 | Software Engineering Methods | Semester B 2026</w:t>
+        <w:t>GoNature | Group 9 | Software Engineering Methods | Semester B 2026</w:t>
       </w:r>
     </w:p>
     <w:p>
@@ -69,12 +69,6 @@
         <w:gridCol w:w="4392"/>
       </w:tblGrid>
       <w:tr>
-        <w:tblPrEx>
-          <w:tblCellMar>
-            <w:top w:w="0" w:type="dxa"/>
-            <w:bottom w:w="0" w:type="dxa"/>
-          </w:tblCellMar>
-        </w:tblPrEx>
         <w:trPr>
           <w:tblHeader/>
         </w:trPr>
@@ -208,12 +202,6 @@
         </w:tc>
       </w:tr>
       <w:tr>
-        <w:tblPrEx>
-          <w:tblCellMar>
-            <w:top w:w="0" w:type="dxa"/>
-            <w:bottom w:w="0" w:type="dxa"/>
-          </w:tblCellMar>
-        </w:tblPrEx>
         <w:tc>
           <w:tcPr>
             <w:tcW w:w="0" w:type="auto"/>
@@ -336,12 +324,6 @@
         </w:tc>
       </w:tr>
       <w:tr>
-        <w:tblPrEx>
-          <w:tblCellMar>
-            <w:top w:w="0" w:type="dxa"/>
-            <w:bottom w:w="0" w:type="dxa"/>
-          </w:tblCellMar>
-        </w:tblPrEx>
         <w:tc>
           <w:tcPr>
             <w:tcW w:w="0" w:type="auto"/>
@@ -464,12 +446,6 @@
         </w:tc>
       </w:tr>
       <w:tr>
-        <w:tblPrEx>
-          <w:tblCellMar>
-            <w:top w:w="0" w:type="dxa"/>
-            <w:bottom w:w="0" w:type="dxa"/>
-          </w:tblCellMar>
-        </w:tblPrEx>
         <w:tc>
           <w:tcPr>
             <w:tcW w:w="0" w:type="auto"/>
@@ -592,12 +568,6 @@
         </w:tc>
       </w:tr>
       <w:tr>
-        <w:tblPrEx>
-          <w:tblCellMar>
-            <w:top w:w="0" w:type="dxa"/>
-            <w:bottom w:w="0" w:type="dxa"/>
-          </w:tblCellMar>
-        </w:tblPrEx>
         <w:tc>
           <w:tcPr>
             <w:tcW w:w="0" w:type="auto"/>
@@ -720,12 +690,6 @@
         </w:tc>
       </w:tr>
       <w:tr>
-        <w:tblPrEx>
-          <w:tblCellMar>
-            <w:top w:w="0" w:type="dxa"/>
-            <w:bottom w:w="0" w:type="dxa"/>
-          </w:tblCellMar>
-        </w:tblPrEx>
         <w:tc>
           <w:tcPr>
             <w:tcW w:w="0" w:type="auto"/>
@@ -931,7 +895,7 @@
           <w:szCs w:val="28"/>
         </w:rPr>
         <w:lastRenderedPageBreak/>
-        <w:t>Weekly Plan — 7 Weeks (Start of Semester → Assignment 2 Submission)</w:t>
+        <w:t>Weekly Plan — 7 Weeks (Start of Semester to Assignment 2 Submission)</w:t>
       </w:r>
     </w:p>
     <w:tbl>
@@ -952,18 +916,12 @@
         <w:tblLook w:val="04A0" w:firstRow="1" w:lastRow="0" w:firstColumn="1" w:lastColumn="0" w:noHBand="0" w:noVBand="1"/>
       </w:tblPr>
       <w:tblGrid>
-        <w:gridCol w:w="1343"/>
-        <w:gridCol w:w="910"/>
-        <w:gridCol w:w="5558"/>
+        <w:gridCol w:w="1243"/>
+        <w:gridCol w:w="903"/>
+        <w:gridCol w:w="5665"/>
         <w:gridCol w:w="1549"/>
       </w:tblGrid>
       <w:tr>
-        <w:tblPrEx>
-          <w:tblCellMar>
-            <w:top w:w="0" w:type="dxa"/>
-            <w:bottom w:w="0" w:type="dxa"/>
-          </w:tblCellMar>
-        </w:tblPrEx>
         <w:trPr>
           <w:tblHeader/>
         </w:trPr>
@@ -1097,44 +1055,31 @@
         </w:tc>
       </w:tr>
       <w:tr>
-        <w:tblPrEx>
-          <w:tblCellMar>
-            <w:top w:w="0" w:type="dxa"/>
-            <w:bottom w:w="0" w:type="dxa"/>
-          </w:tblCellMar>
-        </w:tblPrEx>
-        <w:tc>
-          <w:tcPr>
-            <w:tcW w:w="0" w:type="auto"/>
-            <w:tcBorders>
-              <w:top w:val="single" w:sz="1" w:space="0" w:color="999999"/>
-              <w:left w:val="single" w:sz="1" w:space="0" w:color="999999"/>
-              <w:bottom w:val="single" w:sz="1" w:space="0" w:color="999999"/>
-              <w:right w:val="single" w:sz="1" w:space="0" w:color="999999"/>
-            </w:tcBorders>
-            <w:shd w:val="clear" w:color="auto" w:fill="EBF3FB"/>
-            <w:tcMar>
-              <w:top w:w="80" w:type="dxa"/>
-              <w:left w:w="120" w:type="dxa"/>
-              <w:bottom w:w="80" w:type="dxa"/>
-              <w:right w:w="120" w:type="dxa"/>
-            </w:tcMar>
-            <w:vAlign w:val="center"/>
-          </w:tcPr>
-          <w:p>
-            <w:r>
-              <w:rPr>
-                <w:sz w:val="20"/>
-                <w:szCs w:val="20"/>
-              </w:rPr>
-              <w:t xml:space="preserve">Week </w:t>
-            </w:r>
-            <w:r>
-              <w:rPr>
-                <w:sz w:val="20"/>
-                <w:szCs w:val="20"/>
-              </w:rPr>
-              <w:t>1</w:t>
+        <w:tc>
+          <w:tcPr>
+            <w:tcW w:w="0" w:type="auto"/>
+            <w:tcBorders>
+              <w:top w:val="single" w:sz="1" w:space="0" w:color="999999"/>
+              <w:left w:val="single" w:sz="1" w:space="0" w:color="999999"/>
+              <w:bottom w:val="single" w:sz="1" w:space="0" w:color="999999"/>
+              <w:right w:val="single" w:sz="1" w:space="0" w:color="999999"/>
+            </w:tcBorders>
+            <w:shd w:val="clear" w:color="auto" w:fill="EBF3FB"/>
+            <w:tcMar>
+              <w:top w:w="80" w:type="dxa"/>
+              <w:left w:w="120" w:type="dxa"/>
+              <w:bottom w:w="80" w:type="dxa"/>
+              <w:right w:w="120" w:type="dxa"/>
+            </w:tcMar>
+            <w:vAlign w:val="center"/>
+          </w:tcPr>
+          <w:p>
+            <w:r>
+              <w:rPr>
+                <w:sz w:val="20"/>
+                <w:szCs w:val="20"/>
+              </w:rPr>
+              <w:t>Week 1</w:t>
             </w:r>
           </w:p>
         </w:tc>
@@ -1224,12 +1169,6 @@
         </w:tc>
       </w:tr>
       <w:tr>
-        <w:tblPrEx>
-          <w:tblCellMar>
-            <w:top w:w="0" w:type="dxa"/>
-            <w:bottom w:w="0" w:type="dxa"/>
-          </w:tblCellMar>
-        </w:tblPrEx>
         <w:tc>
           <w:tcPr>
             <w:tcW w:w="0" w:type="auto"/>
@@ -1338,18 +1277,12 @@
                 <w:sz w:val="20"/>
                 <w:szCs w:val="20"/>
               </w:rPr>
-              <w:t>Taiseer &amp; Fadi</w:t>
+              <w:t>Taiseer</w:t>
             </w:r>
           </w:p>
         </w:tc>
       </w:tr>
       <w:tr>
-        <w:tblPrEx>
-          <w:tblCellMar>
-            <w:top w:w="0" w:type="dxa"/>
-            <w:bottom w:w="0" w:type="dxa"/>
-          </w:tblCellMar>
-        </w:tblPrEx>
         <w:tc>
           <w:tcPr>
             <w:tcW w:w="0" w:type="auto"/>
@@ -1464,12 +1397,6 @@
         </w:tc>
       </w:tr>
       <w:tr>
-        <w:tblPrEx>
-          <w:tblCellMar>
-            <w:top w:w="0" w:type="dxa"/>
-            <w:bottom w:w="0" w:type="dxa"/>
-          </w:tblCellMar>
-        </w:tblPrEx>
         <w:tc>
           <w:tcPr>
             <w:tcW w:w="0" w:type="auto"/>
@@ -1550,7 +1477,7 @@
                 <w:sz w:val="20"/>
                 <w:szCs w:val="20"/>
               </w:rPr>
-              <w:t>Sequence Diagrams, Prototype Server development</w:t>
+              <w:t>Sequence Diagrams (Make a Reservation, Generate &amp; View Usage Reports), Prototype Server development</w:t>
             </w:r>
           </w:p>
         </w:tc>
@@ -1584,12 +1511,6 @@
         </w:tc>
       </w:tr>
       <w:tr>
-        <w:tblPrEx>
-          <w:tblCellMar>
-            <w:top w:w="0" w:type="dxa"/>
-            <w:bottom w:w="0" w:type="dxa"/>
-          </w:tblCellMar>
-        </w:tblPrEx>
         <w:tc>
           <w:tcPr>
             <w:tcW w:w="0" w:type="auto"/>
@@ -1704,12 +1625,6 @@
         </w:tc>
       </w:tr>
       <w:tr>
-        <w:tblPrEx>
-          <w:tblCellMar>
-            <w:top w:w="0" w:type="dxa"/>
-            <w:bottom w:w="0" w:type="dxa"/>
-          </w:tblCellMar>
-        </w:tblPrEx>
         <w:tc>
           <w:tcPr>
             <w:tcW w:w="0" w:type="auto"/>
@@ -1824,12 +1739,6 @@
         </w:tc>
       </w:tr>
       <w:tr>
-        <w:tblPrEx>
-          <w:tblCellMar>
-            <w:top w:w="0" w:type="dxa"/>
-            <w:bottom w:w="0" w:type="dxa"/>
-          </w:tblCellMar>
-        </w:tblPrEx>
         <w:tc>
           <w:tcPr>
             <w:tcW w:w="0" w:type="auto"/>
@@ -1954,7 +1863,7 @@
           <w:sz w:val="28"/>
           <w:szCs w:val="28"/>
         </w:rPr>
-        <w:t>Sprint 1 — Assignment 1 Phase</w:t>
+        <w:t>Sprint 1: Assignment 1 Phase</w:t>
       </w:r>
     </w:p>
     <w:p>
@@ -1969,7 +1878,7 @@
           <w:sz w:val="24"/>
           <w:szCs w:val="24"/>
         </w:rPr>
-        <w:t>Period: Start of Semester → 12/04/2026</w:t>
+        <w:t>Period: Start of Semester to 12/04/2026</w:t>
       </w:r>
     </w:p>
     <w:p>
@@ -2005,18 +1914,12 @@
       </w:tblPr>
       <w:tblGrid>
         <w:gridCol w:w="363"/>
-        <w:gridCol w:w="5420"/>
-        <w:gridCol w:w="1519"/>
+        <w:gridCol w:w="5408"/>
+        <w:gridCol w:w="1531"/>
         <w:gridCol w:w="1145"/>
         <w:gridCol w:w="913"/>
       </w:tblGrid>
       <w:tr>
-        <w:tblPrEx>
-          <w:tblCellMar>
-            <w:top w:w="0" w:type="dxa"/>
-            <w:bottom w:w="0" w:type="dxa"/>
-          </w:tblCellMar>
-        </w:tblPrEx>
         <w:trPr>
           <w:tblHeader/>
         </w:trPr>
@@ -2182,12 +2085,6 @@
         </w:tc>
       </w:tr>
       <w:tr>
-        <w:tblPrEx>
-          <w:tblCellMar>
-            <w:top w:w="0" w:type="dxa"/>
-            <w:bottom w:w="0" w:type="dxa"/>
-          </w:tblCellMar>
-        </w:tblPrEx>
         <w:tc>
           <w:tcPr>
             <w:tcW w:w="0" w:type="auto"/>
@@ -2339,12 +2236,6 @@
         </w:tc>
       </w:tr>
       <w:tr>
-        <w:tblPrEx>
-          <w:tblCellMar>
-            <w:top w:w="0" w:type="dxa"/>
-            <w:bottom w:w="0" w:type="dxa"/>
-          </w:tblCellMar>
-        </w:tblPrEx>
         <w:tc>
           <w:tcPr>
             <w:tcW w:w="0" w:type="auto"/>
@@ -2496,12 +2387,6 @@
         </w:tc>
       </w:tr>
       <w:tr>
-        <w:tblPrEx>
-          <w:tblCellMar>
-            <w:top w:w="0" w:type="dxa"/>
-            <w:bottom w:w="0" w:type="dxa"/>
-          </w:tblCellMar>
-        </w:tblPrEx>
         <w:tc>
           <w:tcPr>
             <w:tcW w:w="0" w:type="auto"/>
@@ -2557,7 +2442,7 @@
                 <w:sz w:val="20"/>
                 <w:szCs w:val="20"/>
               </w:rPr>
-              <w:t>Use Case Diagram — all actors and use cases (Visual Paradigm)</w:t>
+              <w:t>Use Case Diagram: all actors and use cases (Visual Paradigm)</w:t>
             </w:r>
           </w:p>
         </w:tc>
@@ -2653,12 +2538,6 @@
         </w:tc>
       </w:tr>
       <w:tr>
-        <w:tblPrEx>
-          <w:tblCellMar>
-            <w:top w:w="0" w:type="dxa"/>
-            <w:bottom w:w="0" w:type="dxa"/>
-          </w:tblCellMar>
-        </w:tblPrEx>
         <w:tc>
           <w:tcPr>
             <w:tcW w:w="0" w:type="auto"/>
@@ -2810,12 +2689,6 @@
         </w:tc>
       </w:tr>
       <w:tr>
-        <w:tblPrEx>
-          <w:tblCellMar>
-            <w:top w:w="0" w:type="dxa"/>
-            <w:bottom w:w="0" w:type="dxa"/>
-          </w:tblCellMar>
-        </w:tblPrEx>
         <w:tc>
           <w:tcPr>
             <w:tcW w:w="0" w:type="auto"/>
@@ -2967,12 +2840,6 @@
         </w:tc>
       </w:tr>
       <w:tr>
-        <w:tblPrEx>
-          <w:tblCellMar>
-            <w:top w:w="0" w:type="dxa"/>
-            <w:bottom w:w="0" w:type="dxa"/>
-          </w:tblCellMar>
-        </w:tblPrEx>
         <w:tc>
           <w:tcPr>
             <w:tcW w:w="0" w:type="auto"/>
@@ -3124,12 +2991,6 @@
         </w:tc>
       </w:tr>
       <w:tr>
-        <w:tblPrEx>
-          <w:tblCellMar>
-            <w:top w:w="0" w:type="dxa"/>
-            <w:bottom w:w="0" w:type="dxa"/>
-          </w:tblCellMar>
-        </w:tblPrEx>
         <w:tc>
           <w:tcPr>
             <w:tcW w:w="0" w:type="auto"/>
@@ -3281,12 +3142,6 @@
         </w:tc>
       </w:tr>
       <w:tr>
-        <w:tblPrEx>
-          <w:tblCellMar>
-            <w:top w:w="0" w:type="dxa"/>
-            <w:bottom w:w="0" w:type="dxa"/>
-          </w:tblCellMar>
-        </w:tblPrEx>
         <w:tc>
           <w:tcPr>
             <w:tcW w:w="0" w:type="auto"/>
@@ -3438,12 +3293,6 @@
         </w:tc>
       </w:tr>
       <w:tr>
-        <w:tblPrEx>
-          <w:tblCellMar>
-            <w:top w:w="0" w:type="dxa"/>
-            <w:bottom w:w="0" w:type="dxa"/>
-          </w:tblCellMar>
-        </w:tblPrEx>
         <w:tc>
           <w:tcPr>
             <w:tcW w:w="0" w:type="auto"/>
@@ -3613,7 +3462,7 @@
           <w:szCs w:val="28"/>
         </w:rPr>
         <w:lastRenderedPageBreak/>
-        <w:t>Sprint 2 — Design Phase</w:t>
+        <w:t>Sprint 2: Design Phase</w:t>
       </w:r>
     </w:p>
     <w:p>
@@ -3628,7 +3477,7 @@
           <w:sz w:val="24"/>
           <w:szCs w:val="24"/>
         </w:rPr>
-        <w:t>Period: 12/04/2026 → End of Week 3</w:t>
+        <w:t>Period: 12/04/2026 to End of Week 3</w:t>
       </w:r>
     </w:p>
     <w:p>
@@ -3664,18 +3513,12 @@
       </w:tblPr>
       <w:tblGrid>
         <w:gridCol w:w="363"/>
-        <w:gridCol w:w="5160"/>
-        <w:gridCol w:w="1482"/>
+        <w:gridCol w:w="5236"/>
+        <w:gridCol w:w="1703"/>
         <w:gridCol w:w="1145"/>
-        <w:gridCol w:w="1210"/>
+        <w:gridCol w:w="913"/>
       </w:tblGrid>
       <w:tr>
-        <w:tblPrEx>
-          <w:tblCellMar>
-            <w:top w:w="0" w:type="dxa"/>
-            <w:bottom w:w="0" w:type="dxa"/>
-          </w:tblCellMar>
-        </w:tblPrEx>
         <w:trPr>
           <w:tblHeader/>
         </w:trPr>
@@ -3841,12 +3684,6 @@
         </w:tc>
       </w:tr>
       <w:tr>
-        <w:tblPrEx>
-          <w:tblCellMar>
-            <w:top w:w="0" w:type="dxa"/>
-            <w:bottom w:w="0" w:type="dxa"/>
-          </w:tblCellMar>
-        </w:tblPrEx>
         <w:tc>
           <w:tcPr>
             <w:tcW w:w="0" w:type="auto"/>
@@ -3930,7 +3767,7 @@
                 <w:sz w:val="20"/>
                 <w:szCs w:val="20"/>
               </w:rPr>
-              <w:t>Taiseer &amp; Fadi</w:t>
+              <w:t>Taiseer</w:t>
             </w:r>
           </w:p>
         </w:tc>
@@ -3998,12 +3835,6 @@
         </w:tc>
       </w:tr>
       <w:tr>
-        <w:tblPrEx>
-          <w:tblCellMar>
-            <w:top w:w="0" w:type="dxa"/>
-            <w:bottom w:w="0" w:type="dxa"/>
-          </w:tblCellMar>
-        </w:tblPrEx>
         <w:tc>
           <w:tcPr>
             <w:tcW w:w="0" w:type="auto"/>
@@ -4087,38 +3918,38 @@
                 <w:sz w:val="20"/>
                 <w:szCs w:val="20"/>
               </w:rPr>
-              <w:t>Taiseer</w:t>
-            </w:r>
-          </w:p>
-        </w:tc>
-        <w:tc>
-          <w:tcPr>
-            <w:tcW w:w="0" w:type="auto"/>
-            <w:tcBorders>
-              <w:top w:val="single" w:sz="1" w:space="0" w:color="999999"/>
-              <w:left w:val="single" w:sz="1" w:space="0" w:color="999999"/>
-              <w:bottom w:val="single" w:sz="1" w:space="0" w:color="999999"/>
-              <w:right w:val="single" w:sz="1" w:space="0" w:color="999999"/>
-            </w:tcBorders>
-            <w:shd w:val="clear" w:color="auto" w:fill="FFFFFF"/>
-            <w:tcMar>
-              <w:top w:w="80" w:type="dxa"/>
-              <w:left w:w="120" w:type="dxa"/>
-              <w:bottom w:w="80" w:type="dxa"/>
-              <w:right w:w="120" w:type="dxa"/>
-            </w:tcMar>
-            <w:vAlign w:val="center"/>
-          </w:tcPr>
-          <w:p>
-            <w:pPr>
-              <w:jc w:val="center"/>
-            </w:pPr>
-            <w:r>
-              <w:rPr>
-                <w:sz w:val="20"/>
-                <w:szCs w:val="20"/>
-              </w:rPr>
-              <w:t>2 hrs</w:t>
+              <w:t>Taiseer &amp; Haytam</w:t>
+            </w:r>
+          </w:p>
+        </w:tc>
+        <w:tc>
+          <w:tcPr>
+            <w:tcW w:w="0" w:type="auto"/>
+            <w:tcBorders>
+              <w:top w:val="single" w:sz="1" w:space="0" w:color="999999"/>
+              <w:left w:val="single" w:sz="1" w:space="0" w:color="999999"/>
+              <w:bottom w:val="single" w:sz="1" w:space="0" w:color="999999"/>
+              <w:right w:val="single" w:sz="1" w:space="0" w:color="999999"/>
+            </w:tcBorders>
+            <w:shd w:val="clear" w:color="auto" w:fill="FFFFFF"/>
+            <w:tcMar>
+              <w:top w:w="80" w:type="dxa"/>
+              <w:left w:w="120" w:type="dxa"/>
+              <w:bottom w:w="80" w:type="dxa"/>
+              <w:right w:w="120" w:type="dxa"/>
+            </w:tcMar>
+            <w:vAlign w:val="center"/>
+          </w:tcPr>
+          <w:p>
+            <w:pPr>
+              <w:jc w:val="center"/>
+            </w:pPr>
+            <w:r>
+              <w:rPr>
+                <w:sz w:val="20"/>
+                <w:szCs w:val="20"/>
+              </w:rPr>
+              <w:t>3 hrs</w:t>
             </w:r>
           </w:p>
         </w:tc>
@@ -4155,12 +3986,6 @@
         </w:tc>
       </w:tr>
       <w:tr>
-        <w:tblPrEx>
-          <w:tblCellMar>
-            <w:top w:w="0" w:type="dxa"/>
-            <w:bottom w:w="0" w:type="dxa"/>
-          </w:tblCellMar>
-        </w:tblPrEx>
         <w:tc>
           <w:tcPr>
             <w:tcW w:w="0" w:type="auto"/>
@@ -4216,7 +4041,7 @@
                 <w:sz w:val="20"/>
                 <w:szCs w:val="20"/>
               </w:rPr>
-              <w:t>Activity Diagram — Booking a Visit (with park entry)</w:t>
+              <w:t>Activity Diagram: Book a Visit + Park Entry</w:t>
             </w:r>
           </w:p>
         </w:tc>
@@ -4306,18 +4131,12 @@
                 <w:sz w:val="20"/>
                 <w:szCs w:val="20"/>
               </w:rPr>
-              <w:t>In Progress</w:t>
+              <w:t>Done</w:t>
             </w:r>
           </w:p>
         </w:tc>
       </w:tr>
       <w:tr>
-        <w:tblPrEx>
-          <w:tblCellMar>
-            <w:top w:w="0" w:type="dxa"/>
-            <w:bottom w:w="0" w:type="dxa"/>
-          </w:tblCellMar>
-        </w:tblPrEx>
         <w:tc>
           <w:tcPr>
             <w:tcW w:w="0" w:type="auto"/>
@@ -4373,7 +4192,7 @@
                 <w:sz w:val="20"/>
                 <w:szCs w:val="20"/>
               </w:rPr>
-              <w:t>Activity Diagram — Creating &amp; Viewing Reports</w:t>
+              <w:t>Activity Diagram: Create and View Visit Report</w:t>
             </w:r>
           </w:p>
         </w:tc>
@@ -4463,18 +4282,12 @@
                 <w:sz w:val="20"/>
                 <w:szCs w:val="20"/>
               </w:rPr>
-              <w:t>In Progress</w:t>
+              <w:t>Done</w:t>
             </w:r>
           </w:p>
         </w:tc>
       </w:tr>
       <w:tr>
-        <w:tblPrEx>
-          <w:tblCellMar>
-            <w:top w:w="0" w:type="dxa"/>
-            <w:bottom w:w="0" w:type="dxa"/>
-          </w:tblCellMar>
-        </w:tblPrEx>
         <w:tc>
           <w:tcPr>
             <w:tcW w:w="0" w:type="auto"/>
@@ -4620,7 +4433,7 @@
                 <w:sz w:val="20"/>
                 <w:szCs w:val="20"/>
               </w:rPr>
-              <w:t>In Progress</w:t>
+              <w:t>Done</w:t>
             </w:r>
           </w:p>
         </w:tc>
@@ -4636,7 +4449,7 @@
           <w:sz w:val="28"/>
           <w:szCs w:val="28"/>
         </w:rPr>
-        <w:t>Sprint 3 — Implementation Phase</w:t>
+        <w:t>Sprint 3: Implementation Phase</w:t>
       </w:r>
     </w:p>
     <w:p>
@@ -4651,7 +4464,7 @@
           <w:sz w:val="24"/>
           <w:szCs w:val="24"/>
         </w:rPr>
-        <w:t>Period: End of Week 3 → End of Week 5</w:t>
+        <w:t>Period: End of Week 3 to End of Week 5</w:t>
       </w:r>
     </w:p>
     <w:p>
@@ -4665,7 +4478,7 @@
           <w:sz w:val="20"/>
           <w:szCs w:val="20"/>
         </w:rPr>
-        <w:t>Goal: Complete Sequence Diagrams, working Prototype Server &amp; Client JARs, and testing.</w:t>
+        <w:t>Goal: Complete Sequence Diagrams (Make a Reservation, Generate and View Usage Reports), working Prototype Server and Client JARs, and testing.</w:t>
       </w:r>
     </w:p>
     <w:tbl>
@@ -4687,18 +4500,12 @@
       </w:tblPr>
       <w:tblGrid>
         <w:gridCol w:w="363"/>
-        <w:gridCol w:w="5175"/>
-        <w:gridCol w:w="1473"/>
+        <w:gridCol w:w="5449"/>
+        <w:gridCol w:w="1490"/>
         <w:gridCol w:w="1145"/>
-        <w:gridCol w:w="1204"/>
+        <w:gridCol w:w="913"/>
       </w:tblGrid>
       <w:tr>
-        <w:tblPrEx>
-          <w:tblCellMar>
-            <w:top w:w="0" w:type="dxa"/>
-            <w:bottom w:w="0" w:type="dxa"/>
-          </w:tblCellMar>
-        </w:tblPrEx>
         <w:trPr>
           <w:tblHeader/>
         </w:trPr>
@@ -4864,12 +4671,6 @@
         </w:tc>
       </w:tr>
       <w:tr>
-        <w:tblPrEx>
-          <w:tblCellMar>
-            <w:top w:w="0" w:type="dxa"/>
-            <w:bottom w:w="0" w:type="dxa"/>
-          </w:tblCellMar>
-        </w:tblPrEx>
         <w:tc>
           <w:tcPr>
             <w:tcW w:w="0" w:type="auto"/>
@@ -4925,7 +4726,7 @@
                 <w:sz w:val="20"/>
                 <w:szCs w:val="20"/>
               </w:rPr>
-              <w:t>Sequence Diagram — Booking Flow (cancel, entry, payment)</w:t>
+              <w:t>Sequence Diagram: Make a Reservation</w:t>
             </w:r>
           </w:p>
         </w:tc>
@@ -5015,18 +4816,12 @@
                 <w:sz w:val="20"/>
                 <w:szCs w:val="20"/>
               </w:rPr>
-              <w:t>In Progress</w:t>
+              <w:t>Done</w:t>
             </w:r>
           </w:p>
         </w:tc>
       </w:tr>
       <w:tr>
-        <w:tblPrEx>
-          <w:tblCellMar>
-            <w:top w:w="0" w:type="dxa"/>
-            <w:bottom w:w="0" w:type="dxa"/>
-          </w:tblCellMar>
-        </w:tblPrEx>
         <w:tc>
           <w:tcPr>
             <w:tcW w:w="0" w:type="auto"/>
@@ -5082,7 +4877,7 @@
                 <w:sz w:val="20"/>
                 <w:szCs w:val="20"/>
               </w:rPr>
-              <w:t>Sequence Diagram — Reports Flow (different dates)</w:t>
+              <w:t>Sequence Diagram: Generate &amp; View Usage Reports</w:t>
             </w:r>
           </w:p>
         </w:tc>
@@ -5172,18 +4967,12 @@
                 <w:sz w:val="20"/>
                 <w:szCs w:val="20"/>
               </w:rPr>
-              <w:t>In Progress</w:t>
+              <w:t>Done</w:t>
             </w:r>
           </w:p>
         </w:tc>
       </w:tr>
       <w:tr>
-        <w:tblPrEx>
-          <w:tblCellMar>
-            <w:top w:w="0" w:type="dxa"/>
-            <w:bottom w:w="0" w:type="dxa"/>
-          </w:tblCellMar>
-        </w:tblPrEx>
         <w:tc>
           <w:tcPr>
             <w:tcW w:w="0" w:type="auto"/>
@@ -5267,7 +5056,7 @@
                 <w:sz w:val="20"/>
                 <w:szCs w:val="20"/>
               </w:rPr>
-              <w:t>Fadi</w:t>
+              <w:t>Fadi &amp; Rani</w:t>
             </w:r>
           </w:p>
         </w:tc>
@@ -5329,18 +5118,12 @@
                 <w:sz w:val="20"/>
                 <w:szCs w:val="20"/>
               </w:rPr>
-              <w:t>In Progress</w:t>
+              <w:t>Done</w:t>
             </w:r>
           </w:p>
         </w:tc>
       </w:tr>
       <w:tr>
-        <w:tblPrEx>
-          <w:tblCellMar>
-            <w:top w:w="0" w:type="dxa"/>
-            <w:bottom w:w="0" w:type="dxa"/>
-          </w:tblCellMar>
-        </w:tblPrEx>
         <w:tc>
           <w:tcPr>
             <w:tcW w:w="0" w:type="auto"/>
@@ -5486,18 +5269,12 @@
                 <w:sz w:val="20"/>
                 <w:szCs w:val="20"/>
               </w:rPr>
-              <w:t>In Progress</w:t>
+              <w:t>Done</w:t>
             </w:r>
           </w:p>
         </w:tc>
       </w:tr>
       <w:tr>
-        <w:tblPrEx>
-          <w:tblCellMar>
-            <w:top w:w="0" w:type="dxa"/>
-            <w:bottom w:w="0" w:type="dxa"/>
-          </w:tblCellMar>
-        </w:tblPrEx>
         <w:tc>
           <w:tcPr>
             <w:tcW w:w="0" w:type="auto"/>
@@ -5581,7 +5358,7 @@
                 <w:sz w:val="20"/>
                 <w:szCs w:val="20"/>
               </w:rPr>
-              <w:t>Fadi &amp; Taiseer</w:t>
+              <w:t>Fadi &amp; Ibrahim</w:t>
             </w:r>
           </w:p>
         </w:tc>
@@ -5643,18 +5420,12 @@
                 <w:sz w:val="20"/>
                 <w:szCs w:val="20"/>
               </w:rPr>
-              <w:t>Pending</w:t>
+              <w:t>Done</w:t>
             </w:r>
           </w:p>
         </w:tc>
       </w:tr>
       <w:tr>
-        <w:tblPrEx>
-          <w:tblCellMar>
-            <w:top w:w="0" w:type="dxa"/>
-            <w:bottom w:w="0" w:type="dxa"/>
-          </w:tblCellMar>
-        </w:tblPrEx>
         <w:tc>
           <w:tcPr>
             <w:tcW w:w="0" w:type="auto"/>
@@ -5800,7 +5571,7 @@
                 <w:sz w:val="20"/>
                 <w:szCs w:val="20"/>
               </w:rPr>
-              <w:t>In Progress</w:t>
+              <w:t>Done</w:t>
             </w:r>
           </w:p>
         </w:tc>
@@ -5815,6 +5586,28 @@
     <w:p/>
     <w:p/>
     <w:p>
+      <w:pPr>
+        <w:rPr>
+          <w:b/>
+          <w:bCs/>
+          <w:color w:val="1F4E79"/>
+          <w:sz w:val="28"/>
+          <w:szCs w:val="28"/>
+        </w:rPr>
+      </w:pPr>
+    </w:p>
+    <w:p>
+      <w:pPr>
+        <w:rPr>
+          <w:b/>
+          <w:bCs/>
+          <w:color w:val="1F4E79"/>
+          <w:sz w:val="28"/>
+          <w:szCs w:val="28"/>
+        </w:rPr>
+      </w:pPr>
+    </w:p>
+    <w:p>
       <w:r>
         <w:rPr>
           <w:b/>
@@ -5823,8 +5616,7 @@
           <w:sz w:val="28"/>
           <w:szCs w:val="28"/>
         </w:rPr>
-        <w:lastRenderedPageBreak/>
-        <w:t>Sprint 4 — Finalization &amp; Submission Phase</w:t>
+        <w:t>Sprint 4: Finalization and Submission Phase</w:t>
       </w:r>
     </w:p>
     <w:p>
@@ -5839,7 +5631,8 @@
           <w:sz w:val="24"/>
           <w:szCs w:val="24"/>
         </w:rPr>
-        <w:t>Period: End of Week 5 → 17/05/2026</w:t>
+        <w:lastRenderedPageBreak/>
+        <w:t>Period: End of Week 5 to 17/05/2026</w:t>
       </w:r>
     </w:p>
     <w:p>
@@ -5874,19 +5667,13 @@
         <w:tblLook w:val="04A0" w:firstRow="1" w:lastRow="0" w:firstColumn="1" w:lastColumn="0" w:noHBand="0" w:noVBand="1"/>
       </w:tblPr>
       <w:tblGrid>
-        <w:gridCol w:w="363"/>
-        <w:gridCol w:w="5342"/>
-        <w:gridCol w:w="1536"/>
-        <w:gridCol w:w="1145"/>
-        <w:gridCol w:w="974"/>
+        <w:gridCol w:w="407"/>
+        <w:gridCol w:w="4823"/>
+        <w:gridCol w:w="1752"/>
+        <w:gridCol w:w="1285"/>
+        <w:gridCol w:w="1093"/>
       </w:tblGrid>
       <w:tr>
-        <w:tblPrEx>
-          <w:tblCellMar>
-            <w:top w:w="0" w:type="dxa"/>
-            <w:bottom w:w="0" w:type="dxa"/>
-          </w:tblCellMar>
-        </w:tblPrEx>
         <w:trPr>
           <w:tblHeader/>
         </w:trPr>
@@ -6052,12 +5839,6 @@
         </w:tc>
       </w:tr>
       <w:tr>
-        <w:tblPrEx>
-          <w:tblCellMar>
-            <w:top w:w="0" w:type="dxa"/>
-            <w:bottom w:w="0" w:type="dxa"/>
-          </w:tblCellMar>
-        </w:tblPrEx>
         <w:tc>
           <w:tcPr>
             <w:tcW w:w="0" w:type="auto"/>
@@ -6203,18 +5984,12 @@
                 <w:sz w:val="20"/>
                 <w:szCs w:val="20"/>
               </w:rPr>
-              <w:t>Pending</w:t>
+              <w:t>Done</w:t>
             </w:r>
           </w:p>
         </w:tc>
       </w:tr>
       <w:tr>
-        <w:tblPrEx>
-          <w:tblCellMar>
-            <w:top w:w="0" w:type="dxa"/>
-            <w:bottom w:w="0" w:type="dxa"/>
-          </w:tblCellMar>
-        </w:tblPrEx>
         <w:tc>
           <w:tcPr>
             <w:tcW w:w="0" w:type="auto"/>
@@ -6366,12 +6141,6 @@
         </w:tc>
       </w:tr>
       <w:tr>
-        <w:tblPrEx>
-          <w:tblCellMar>
-            <w:top w:w="0" w:type="dxa"/>
-            <w:bottom w:w="0" w:type="dxa"/>
-          </w:tblCellMar>
-        </w:tblPrEx>
         <w:tc>
           <w:tcPr>
             <w:tcW w:w="0" w:type="auto"/>
@@ -6427,7 +6196,7 @@
                 <w:sz w:val="20"/>
                 <w:szCs w:val="20"/>
               </w:rPr>
-              <w:t>Verify DB update via direct MySQL access (not via prototype)</w:t>
+              <w:t xml:space="preserve">Verify DB update via direct MySQL access </w:t>
             </w:r>
           </w:p>
         </w:tc>
@@ -6523,12 +6292,6 @@
         </w:tc>
       </w:tr>
       <w:tr>
-        <w:tblPrEx>
-          <w:tblCellMar>
-            <w:top w:w="0" w:type="dxa"/>
-            <w:bottom w:w="0" w:type="dxa"/>
-          </w:tblCellMar>
-        </w:tblPrEx>
         <w:tc>
           <w:tcPr>
             <w:tcW w:w="0" w:type="auto"/>
@@ -6612,7 +6375,7 @@
                 <w:sz w:val="20"/>
                 <w:szCs w:val="20"/>
               </w:rPr>
-              <w:t>Taiseer</w:t>
+              <w:t>Haytam</w:t>
             </w:r>
           </w:p>
         </w:tc>
@@ -6680,12 +6443,6 @@
         </w:tc>
       </w:tr>
       <w:tr>
-        <w:tblPrEx>
-          <w:tblCellMar>
-            <w:top w:w="0" w:type="dxa"/>
-            <w:bottom w:w="0" w:type="dxa"/>
-          </w:tblCellMar>
-        </w:tblPrEx>
         <w:tc>
           <w:tcPr>
             <w:tcW w:w="0" w:type="auto"/>
@@ -6741,7 +6498,7 @@
                 <w:sz w:val="20"/>
                 <w:szCs w:val="20"/>
               </w:rPr>
-              <w:t>GitHub upload of all Assignment 2 files</w:t>
+              <w:t>Check GitHub upload of Assignment 2 files</w:t>
             </w:r>
           </w:p>
         </w:tc>
@@ -6837,12 +6594,6 @@
         </w:tc>
       </w:tr>
       <w:tr>
-        <w:tblPrEx>
-          <w:tblCellMar>
-            <w:top w:w="0" w:type="dxa"/>
-            <w:bottom w:w="0" w:type="dxa"/>
-          </w:tblCellMar>
-        </w:tblPrEx>
         <w:tc>
           <w:tcPr>
             <w:tcW w:w="0" w:type="auto"/>
@@ -7039,19 +6790,13 @@
         <w:tblLook w:val="04A0" w:firstRow="1" w:lastRow="0" w:firstColumn="1" w:lastColumn="0" w:noHBand="0" w:noVBand="1"/>
       </w:tblPr>
       <w:tblGrid>
-        <w:gridCol w:w="463"/>
-        <w:gridCol w:w="5165"/>
-        <w:gridCol w:w="1523"/>
-        <w:gridCol w:w="1285"/>
-        <w:gridCol w:w="924"/>
+        <w:gridCol w:w="464"/>
+        <w:gridCol w:w="4971"/>
+        <w:gridCol w:w="1740"/>
+        <w:gridCol w:w="1264"/>
+        <w:gridCol w:w="921"/>
       </w:tblGrid>
       <w:tr>
-        <w:tblPrEx>
-          <w:tblCellMar>
-            <w:top w:w="0" w:type="dxa"/>
-            <w:bottom w:w="0" w:type="dxa"/>
-          </w:tblCellMar>
-        </w:tblPrEx>
         <w:trPr>
           <w:tblHeader/>
         </w:trPr>
@@ -7217,12 +6962,6 @@
         </w:tc>
       </w:tr>
       <w:tr>
-        <w:tblPrEx>
-          <w:tblCellMar>
-            <w:top w:w="0" w:type="dxa"/>
-            <w:bottom w:w="0" w:type="dxa"/>
-          </w:tblCellMar>
-        </w:tblPrEx>
         <w:tc>
           <w:tcPr>
             <w:tcW w:w="0" w:type="auto"/>
@@ -7374,12 +7113,6 @@
         </w:tc>
       </w:tr>
       <w:tr>
-        <w:tblPrEx>
-          <w:tblCellMar>
-            <w:top w:w="0" w:type="dxa"/>
-            <w:bottom w:w="0" w:type="dxa"/>
-          </w:tblCellMar>
-        </w:tblPrEx>
         <w:tc>
           <w:tcPr>
             <w:tcW w:w="0" w:type="auto"/>
@@ -7531,12 +7264,6 @@
         </w:tc>
       </w:tr>
       <w:tr>
-        <w:tblPrEx>
-          <w:tblCellMar>
-            <w:top w:w="0" w:type="dxa"/>
-            <w:bottom w:w="0" w:type="dxa"/>
-          </w:tblCellMar>
-        </w:tblPrEx>
         <w:tc>
           <w:tcPr>
             <w:tcW w:w="0" w:type="auto"/>
@@ -7688,12 +7415,6 @@
         </w:tc>
       </w:tr>
       <w:tr>
-        <w:tblPrEx>
-          <w:tblCellMar>
-            <w:top w:w="0" w:type="dxa"/>
-            <w:bottom w:w="0" w:type="dxa"/>
-          </w:tblCellMar>
-        </w:tblPrEx>
         <w:tc>
           <w:tcPr>
             <w:tcW w:w="0" w:type="auto"/>
@@ -7845,12 +7566,6 @@
         </w:tc>
       </w:tr>
       <w:tr>
-        <w:tblPrEx>
-          <w:tblCellMar>
-            <w:top w:w="0" w:type="dxa"/>
-            <w:bottom w:w="0" w:type="dxa"/>
-          </w:tblCellMar>
-        </w:tblPrEx>
         <w:tc>
           <w:tcPr>
             <w:tcW w:w="0" w:type="auto"/>
@@ -8002,12 +7717,6 @@
         </w:tc>
       </w:tr>
       <w:tr>
-        <w:tblPrEx>
-          <w:tblCellMar>
-            <w:top w:w="0" w:type="dxa"/>
-            <w:bottom w:w="0" w:type="dxa"/>
-          </w:tblCellMar>
-        </w:tblPrEx>
         <w:tc>
           <w:tcPr>
             <w:tcW w:w="0" w:type="auto"/>
@@ -8159,12 +7868,6 @@
         </w:tc>
       </w:tr>
       <w:tr>
-        <w:tblPrEx>
-          <w:tblCellMar>
-            <w:top w:w="0" w:type="dxa"/>
-            <w:bottom w:w="0" w:type="dxa"/>
-          </w:tblCellMar>
-        </w:tblPrEx>
         <w:tc>
           <w:tcPr>
             <w:tcW w:w="0" w:type="auto"/>
@@ -8316,12 +8019,6 @@
         </w:tc>
       </w:tr>
       <w:tr>
-        <w:tblPrEx>
-          <w:tblCellMar>
-            <w:top w:w="0" w:type="dxa"/>
-            <w:bottom w:w="0" w:type="dxa"/>
-          </w:tblCellMar>
-        </w:tblPrEx>
         <w:tc>
           <w:tcPr>
             <w:tcW w:w="0" w:type="auto"/>
@@ -8473,12 +8170,6 @@
         </w:tc>
       </w:tr>
       <w:tr>
-        <w:tblPrEx>
-          <w:tblCellMar>
-            <w:top w:w="0" w:type="dxa"/>
-            <w:bottom w:w="0" w:type="dxa"/>
-          </w:tblCellMar>
-        </w:tblPrEx>
         <w:tc>
           <w:tcPr>
             <w:tcW w:w="0" w:type="auto"/>
@@ -8562,7 +8253,7 @@
                 <w:sz w:val="20"/>
                 <w:szCs w:val="20"/>
               </w:rPr>
-              <w:t>Taiseer &amp; Fadi</w:t>
+              <w:t>Taiseer</w:t>
             </w:r>
           </w:p>
         </w:tc>
@@ -8630,12 +8321,6 @@
         </w:tc>
       </w:tr>
       <w:tr>
-        <w:tblPrEx>
-          <w:tblCellMar>
-            <w:top w:w="0" w:type="dxa"/>
-            <w:bottom w:w="0" w:type="dxa"/>
-          </w:tblCellMar>
-        </w:tblPrEx>
         <w:tc>
           <w:tcPr>
             <w:tcW w:w="0" w:type="auto"/>
@@ -8719,38 +8404,38 @@
                 <w:sz w:val="20"/>
                 <w:szCs w:val="20"/>
               </w:rPr>
-              <w:t>Taiseer</w:t>
-            </w:r>
-          </w:p>
-        </w:tc>
-        <w:tc>
-          <w:tcPr>
-            <w:tcW w:w="0" w:type="auto"/>
-            <w:tcBorders>
-              <w:top w:val="single" w:sz="1" w:space="0" w:color="999999"/>
-              <w:left w:val="single" w:sz="1" w:space="0" w:color="999999"/>
-              <w:bottom w:val="single" w:sz="1" w:space="0" w:color="999999"/>
-              <w:right w:val="single" w:sz="1" w:space="0" w:color="999999"/>
-            </w:tcBorders>
-            <w:shd w:val="clear" w:color="auto" w:fill="FFFFFF"/>
-            <w:tcMar>
-              <w:top w:w="80" w:type="dxa"/>
-              <w:left w:w="120" w:type="dxa"/>
-              <w:bottom w:w="80" w:type="dxa"/>
-              <w:right w:w="120" w:type="dxa"/>
-            </w:tcMar>
-            <w:vAlign w:val="center"/>
-          </w:tcPr>
-          <w:p>
-            <w:pPr>
-              <w:jc w:val="center"/>
-            </w:pPr>
-            <w:r>
-              <w:rPr>
-                <w:sz w:val="20"/>
-                <w:szCs w:val="20"/>
-              </w:rPr>
-              <w:t>2 hrs</w:t>
+              <w:t>Taiseer &amp; Haytam</w:t>
+            </w:r>
+          </w:p>
+        </w:tc>
+        <w:tc>
+          <w:tcPr>
+            <w:tcW w:w="0" w:type="auto"/>
+            <w:tcBorders>
+              <w:top w:val="single" w:sz="1" w:space="0" w:color="999999"/>
+              <w:left w:val="single" w:sz="1" w:space="0" w:color="999999"/>
+              <w:bottom w:val="single" w:sz="1" w:space="0" w:color="999999"/>
+              <w:right w:val="single" w:sz="1" w:space="0" w:color="999999"/>
+            </w:tcBorders>
+            <w:shd w:val="clear" w:color="auto" w:fill="FFFFFF"/>
+            <w:tcMar>
+              <w:top w:w="80" w:type="dxa"/>
+              <w:left w:w="120" w:type="dxa"/>
+              <w:bottom w:w="80" w:type="dxa"/>
+              <w:right w:w="120" w:type="dxa"/>
+            </w:tcMar>
+            <w:vAlign w:val="center"/>
+          </w:tcPr>
+          <w:p>
+            <w:pPr>
+              <w:jc w:val="center"/>
+            </w:pPr>
+            <w:r>
+              <w:rPr>
+                <w:sz w:val="20"/>
+                <w:szCs w:val="20"/>
+              </w:rPr>
+              <w:t>3 hrs</w:t>
             </w:r>
           </w:p>
         </w:tc>
@@ -8787,40 +8472,33 @@
         </w:tc>
       </w:tr>
       <w:tr>
-        <w:tblPrEx>
-          <w:tblCellMar>
-            <w:top w:w="0" w:type="dxa"/>
-            <w:bottom w:w="0" w:type="dxa"/>
-          </w:tblCellMar>
-        </w:tblPrEx>
-        <w:tc>
-          <w:tcPr>
-            <w:tcW w:w="0" w:type="auto"/>
-            <w:tcBorders>
-              <w:top w:val="single" w:sz="1" w:space="0" w:color="999999"/>
-              <w:left w:val="single" w:sz="1" w:space="0" w:color="999999"/>
-              <w:bottom w:val="single" w:sz="1" w:space="0" w:color="999999"/>
-              <w:right w:val="single" w:sz="1" w:space="0" w:color="999999"/>
-            </w:tcBorders>
-            <w:shd w:val="clear" w:color="auto" w:fill="EBF3FB"/>
-            <w:tcMar>
-              <w:top w:w="80" w:type="dxa"/>
-              <w:left w:w="120" w:type="dxa"/>
-              <w:bottom w:w="80" w:type="dxa"/>
-              <w:right w:w="120" w:type="dxa"/>
-            </w:tcMar>
-            <w:vAlign w:val="center"/>
-          </w:tcPr>
-          <w:p>
-            <w:pPr>
-              <w:jc w:val="center"/>
-            </w:pPr>
-            <w:r>
-              <w:rPr>
-                <w:sz w:val="20"/>
-                <w:szCs w:val="20"/>
-              </w:rPr>
-              <w:lastRenderedPageBreak/>
+        <w:tc>
+          <w:tcPr>
+            <w:tcW w:w="0" w:type="auto"/>
+            <w:tcBorders>
+              <w:top w:val="single" w:sz="1" w:space="0" w:color="999999"/>
+              <w:left w:val="single" w:sz="1" w:space="0" w:color="999999"/>
+              <w:bottom w:val="single" w:sz="1" w:space="0" w:color="999999"/>
+              <w:right w:val="single" w:sz="1" w:space="0" w:color="999999"/>
+            </w:tcBorders>
+            <w:shd w:val="clear" w:color="auto" w:fill="EBF3FB"/>
+            <w:tcMar>
+              <w:top w:w="80" w:type="dxa"/>
+              <w:left w:w="120" w:type="dxa"/>
+              <w:bottom w:w="80" w:type="dxa"/>
+              <w:right w:w="120" w:type="dxa"/>
+            </w:tcMar>
+            <w:vAlign w:val="center"/>
+          </w:tcPr>
+          <w:p>
+            <w:pPr>
+              <w:jc w:val="center"/>
+            </w:pPr>
+            <w:r>
+              <w:rPr>
+                <w:sz w:val="20"/>
+                <w:szCs w:val="20"/>
+              </w:rPr>
               <w:t>11</w:t>
             </w:r>
           </w:p>
@@ -8849,7 +8527,7 @@
                 <w:sz w:val="20"/>
                 <w:szCs w:val="20"/>
               </w:rPr>
-              <w:t>Activity Diagram — Booking a Visit</w:t>
+              <w:t>Activity Diagram: Book a Visit + Park Entry</w:t>
             </w:r>
           </w:p>
         </w:tc>
@@ -8945,12 +8623,6 @@
         </w:tc>
       </w:tr>
       <w:tr>
-        <w:tblPrEx>
-          <w:tblCellMar>
-            <w:top w:w="0" w:type="dxa"/>
-            <w:bottom w:w="0" w:type="dxa"/>
-          </w:tblCellMar>
-        </w:tblPrEx>
         <w:tc>
           <w:tcPr>
             <w:tcW w:w="0" w:type="auto"/>
@@ -9006,7 +8678,7 @@
                 <w:sz w:val="20"/>
                 <w:szCs w:val="20"/>
               </w:rPr>
-              <w:t>Activity Diagram — Creating &amp; Viewing Reports</w:t>
+              <w:t>Activity Diagram: Create and View Visit Report</w:t>
             </w:r>
           </w:p>
         </w:tc>
@@ -9102,39 +8774,34 @@
         </w:tc>
       </w:tr>
       <w:tr>
-        <w:tblPrEx>
-          <w:tblCellMar>
-            <w:top w:w="0" w:type="dxa"/>
-            <w:bottom w:w="0" w:type="dxa"/>
-          </w:tblCellMar>
-        </w:tblPrEx>
-        <w:tc>
-          <w:tcPr>
-            <w:tcW w:w="0" w:type="auto"/>
-            <w:tcBorders>
-              <w:top w:val="single" w:sz="1" w:space="0" w:color="999999"/>
-              <w:left w:val="single" w:sz="1" w:space="0" w:color="999999"/>
-              <w:bottom w:val="single" w:sz="1" w:space="0" w:color="999999"/>
-              <w:right w:val="single" w:sz="1" w:space="0" w:color="999999"/>
-            </w:tcBorders>
-            <w:shd w:val="clear" w:color="auto" w:fill="EBF3FB"/>
-            <w:tcMar>
-              <w:top w:w="80" w:type="dxa"/>
-              <w:left w:w="120" w:type="dxa"/>
-              <w:bottom w:w="80" w:type="dxa"/>
-              <w:right w:w="120" w:type="dxa"/>
-            </w:tcMar>
-            <w:vAlign w:val="center"/>
-          </w:tcPr>
-          <w:p>
-            <w:pPr>
-              <w:jc w:val="center"/>
-            </w:pPr>
-            <w:r>
-              <w:rPr>
-                <w:sz w:val="20"/>
-                <w:szCs w:val="20"/>
-              </w:rPr>
+        <w:tc>
+          <w:tcPr>
+            <w:tcW w:w="0" w:type="auto"/>
+            <w:tcBorders>
+              <w:top w:val="single" w:sz="1" w:space="0" w:color="999999"/>
+              <w:left w:val="single" w:sz="1" w:space="0" w:color="999999"/>
+              <w:bottom w:val="single" w:sz="1" w:space="0" w:color="999999"/>
+              <w:right w:val="single" w:sz="1" w:space="0" w:color="999999"/>
+            </w:tcBorders>
+            <w:shd w:val="clear" w:color="auto" w:fill="EBF3FB"/>
+            <w:tcMar>
+              <w:top w:w="80" w:type="dxa"/>
+              <w:left w:w="120" w:type="dxa"/>
+              <w:bottom w:w="80" w:type="dxa"/>
+              <w:right w:w="120" w:type="dxa"/>
+            </w:tcMar>
+            <w:vAlign w:val="center"/>
+          </w:tcPr>
+          <w:p>
+            <w:pPr>
+              <w:jc w:val="center"/>
+            </w:pPr>
+            <w:r>
+              <w:rPr>
+                <w:sz w:val="20"/>
+                <w:szCs w:val="20"/>
+              </w:rPr>
+              <w:lastRenderedPageBreak/>
               <w:t>13</w:t>
             </w:r>
           </w:p>
@@ -9259,12 +8926,6 @@
         </w:tc>
       </w:tr>
       <w:tr>
-        <w:tblPrEx>
-          <w:tblCellMar>
-            <w:top w:w="0" w:type="dxa"/>
-            <w:bottom w:w="0" w:type="dxa"/>
-          </w:tblCellMar>
-        </w:tblPrEx>
         <w:tc>
           <w:tcPr>
             <w:tcW w:w="0" w:type="auto"/>
@@ -9320,7 +8981,7 @@
                 <w:sz w:val="20"/>
                 <w:szCs w:val="20"/>
               </w:rPr>
-              <w:t>Sequence Diagram — Booking Flow</w:t>
+              <w:t>Sequence Diagram: Make a Reservation</w:t>
             </w:r>
           </w:p>
         </w:tc>
@@ -9416,12 +9077,6 @@
         </w:tc>
       </w:tr>
       <w:tr>
-        <w:tblPrEx>
-          <w:tblCellMar>
-            <w:top w:w="0" w:type="dxa"/>
-            <w:bottom w:w="0" w:type="dxa"/>
-          </w:tblCellMar>
-        </w:tblPrEx>
         <w:tc>
           <w:tcPr>
             <w:tcW w:w="0" w:type="auto"/>
@@ -9477,7 +9132,7 @@
                 <w:sz w:val="20"/>
                 <w:szCs w:val="20"/>
               </w:rPr>
-              <w:t>Sequence Diagram — Reports Flow</w:t>
+              <w:t>Sequence Diagram: Generate &amp; View Usage Reports</w:t>
             </w:r>
           </w:p>
         </w:tc>
@@ -9573,12 +9228,6 @@
         </w:tc>
       </w:tr>
       <w:tr>
-        <w:tblPrEx>
-          <w:tblCellMar>
-            <w:top w:w="0" w:type="dxa"/>
-            <w:bottom w:w="0" w:type="dxa"/>
-          </w:tblCellMar>
-        </w:tblPrEx>
         <w:tc>
           <w:tcPr>
             <w:tcW w:w="0" w:type="auto"/>
@@ -9662,7 +9311,7 @@
                 <w:sz w:val="20"/>
                 <w:szCs w:val="20"/>
               </w:rPr>
-              <w:t>Fadi</w:t>
+              <w:t>Fadi &amp; Rani</w:t>
             </w:r>
           </w:p>
         </w:tc>
@@ -9730,12 +9379,6 @@
         </w:tc>
       </w:tr>
       <w:tr>
-        <w:tblPrEx>
-          <w:tblCellMar>
-            <w:top w:w="0" w:type="dxa"/>
-            <w:bottom w:w="0" w:type="dxa"/>
-          </w:tblCellMar>
-        </w:tblPrEx>
         <w:tc>
           <w:tcPr>
             <w:tcW w:w="0" w:type="auto"/>
@@ -9887,12 +9530,6 @@
         </w:tc>
       </w:tr>
       <w:tr>
-        <w:tblPrEx>
-          <w:tblCellMar>
-            <w:top w:w="0" w:type="dxa"/>
-            <w:bottom w:w="0" w:type="dxa"/>
-          </w:tblCellMar>
-        </w:tblPrEx>
         <w:tc>
           <w:tcPr>
             <w:tcW w:w="0" w:type="auto"/>
@@ -9976,7 +9613,7 @@
                 <w:sz w:val="20"/>
                 <w:szCs w:val="20"/>
               </w:rPr>
-              <w:t>Fadi &amp; Taiseer</w:t>
+              <w:t>Fadi &amp; Ibrahim</w:t>
             </w:r>
           </w:p>
         </w:tc>
@@ -10044,12 +9681,6 @@
         </w:tc>
       </w:tr>
       <w:tr>
-        <w:tblPrEx>
-          <w:tblCellMar>
-            <w:top w:w="0" w:type="dxa"/>
-            <w:bottom w:w="0" w:type="dxa"/>
-          </w:tblCellMar>
-        </w:tblPrEx>
         <w:tc>
           <w:tcPr>
             <w:tcW w:w="0" w:type="auto"/>
@@ -10201,12 +9832,6 @@
         </w:tc>
       </w:tr>
       <w:tr>
-        <w:tblPrEx>
-          <w:tblCellMar>
-            <w:top w:w="0" w:type="dxa"/>
-            <w:bottom w:w="0" w:type="dxa"/>
-          </w:tblCellMar>
-        </w:tblPrEx>
         <w:tc>
           <w:tcPr>
             <w:tcW w:w="0" w:type="auto"/>
@@ -10358,12 +9983,6 @@
         </w:tc>
       </w:tr>
       <w:tr>
-        <w:tblPrEx>
-          <w:tblCellMar>
-            <w:top w:w="0" w:type="dxa"/>
-            <w:bottom w:w="0" w:type="dxa"/>
-          </w:tblCellMar>
-        </w:tblPrEx>
         <w:tc>
           <w:tcPr>
             <w:tcW w:w="0" w:type="auto"/>
@@ -10515,12 +10134,6 @@
         </w:tc>
       </w:tr>
       <w:tr>
-        <w:tblPrEx>
-          <w:tblCellMar>
-            <w:top w:w="0" w:type="dxa"/>
-            <w:bottom w:w="0" w:type="dxa"/>
-          </w:tblCellMar>
-        </w:tblPrEx>
         <w:tc>
           <w:tcPr>
             <w:tcW w:w="0" w:type="auto"/>
@@ -10672,12 +10285,6 @@
         </w:tc>
       </w:tr>
       <w:tr>
-        <w:tblPrEx>
-          <w:tblCellMar>
-            <w:top w:w="0" w:type="dxa"/>
-            <w:bottom w:w="0" w:type="dxa"/>
-          </w:tblCellMar>
-        </w:tblPrEx>
         <w:tc>
           <w:tcPr>
             <w:tcW w:w="0" w:type="auto"/>
@@ -10761,52 +10368,38 @@
                 <w:sz w:val="20"/>
                 <w:szCs w:val="20"/>
               </w:rPr>
-              <w:t>Taiseer</w:t>
-            </w:r>
-          </w:p>
-        </w:tc>
-        <w:tc>
-          <w:tcPr>
-            <w:tcW w:w="0" w:type="auto"/>
-            <w:tcBorders>
-              <w:top w:val="single" w:sz="1" w:space="0" w:color="999999"/>
-              <w:left w:val="single" w:sz="1" w:space="0" w:color="999999"/>
-              <w:bottom w:val="single" w:sz="1" w:space="0" w:color="999999"/>
-              <w:right w:val="single" w:sz="1" w:space="0" w:color="999999"/>
-            </w:tcBorders>
-            <w:shd w:val="clear" w:color="auto" w:fill="EBF3FB"/>
-            <w:tcMar>
-              <w:top w:w="80" w:type="dxa"/>
-              <w:left w:w="120" w:type="dxa"/>
-              <w:bottom w:w="80" w:type="dxa"/>
-              <w:right w:w="120" w:type="dxa"/>
-            </w:tcMar>
-            <w:vAlign w:val="center"/>
-          </w:tcPr>
-          <w:p>
-            <w:pPr>
-              <w:jc w:val="center"/>
-            </w:pPr>
-            <w:r>
-              <w:rPr>
-                <w:sz w:val="20"/>
-                <w:szCs w:val="20"/>
-              </w:rPr>
-              <w:t>30</w:t>
-            </w:r>
-            <w:r>
-              <w:rPr>
-                <w:sz w:val="20"/>
-                <w:szCs w:val="20"/>
-              </w:rPr>
-              <w:t xml:space="preserve"> </w:t>
-            </w:r>
-            <w:r>
-              <w:rPr>
-                <w:sz w:val="20"/>
-                <w:szCs w:val="20"/>
-              </w:rPr>
-              <w:t>min</w:t>
+              <w:t>Haytam</w:t>
+            </w:r>
+          </w:p>
+        </w:tc>
+        <w:tc>
+          <w:tcPr>
+            <w:tcW w:w="0" w:type="auto"/>
+            <w:tcBorders>
+              <w:top w:val="single" w:sz="1" w:space="0" w:color="999999"/>
+              <w:left w:val="single" w:sz="1" w:space="0" w:color="999999"/>
+              <w:bottom w:val="single" w:sz="1" w:space="0" w:color="999999"/>
+              <w:right w:val="single" w:sz="1" w:space="0" w:color="999999"/>
+            </w:tcBorders>
+            <w:shd w:val="clear" w:color="auto" w:fill="EBF3FB"/>
+            <w:tcMar>
+              <w:top w:w="80" w:type="dxa"/>
+              <w:left w:w="120" w:type="dxa"/>
+              <w:bottom w:w="80" w:type="dxa"/>
+              <w:right w:w="120" w:type="dxa"/>
+            </w:tcMar>
+            <w:vAlign w:val="center"/>
+          </w:tcPr>
+          <w:p>
+            <w:pPr>
+              <w:jc w:val="center"/>
+            </w:pPr>
+            <w:r>
+              <w:rPr>
+                <w:sz w:val="20"/>
+                <w:szCs w:val="20"/>
+              </w:rPr>
+              <w:t>30 min</w:t>
             </w:r>
           </w:p>
         </w:tc>
@@ -10843,12 +10436,6 @@
         </w:tc>
       </w:tr>
       <w:tr>
-        <w:tblPrEx>
-          <w:tblCellMar>
-            <w:top w:w="0" w:type="dxa"/>
-            <w:bottom w:w="0" w:type="dxa"/>
-          </w:tblCellMar>
-        </w:tblPrEx>
         <w:tc>
           <w:tcPr>
             <w:tcW w:w="0" w:type="auto"/>
@@ -10904,7 +10491,7 @@
                 <w:sz w:val="20"/>
                 <w:szCs w:val="20"/>
               </w:rPr>
-              <w:t>GitHub upload of all Assignment 2 files</w:t>
+              <w:t>GitHub gathering of all Assignment 2 files</w:t>
             </w:r>
           </w:p>
         </w:tc>
@@ -11000,12 +10587,6 @@
         </w:tc>
       </w:tr>
       <w:tr>
-        <w:tblPrEx>
-          <w:tblCellMar>
-            <w:top w:w="0" w:type="dxa"/>
-            <w:bottom w:w="0" w:type="dxa"/>
-          </w:tblCellMar>
-        </w:tblPrEx>
         <w:tc>
           <w:tcPr>
             <w:tcW w:w="0" w:type="auto"/>
@@ -11120,14 +10701,7 @@
                 <w:sz w:val="20"/>
                 <w:szCs w:val="20"/>
               </w:rPr>
-              <w:t>15</w:t>
-            </w:r>
-            <w:r>
-              <w:rPr>
-                <w:sz w:val="20"/>
-                <w:szCs w:val="20"/>
-              </w:rPr>
-              <w:t xml:space="preserve"> min</w:t>
+              <w:t>15 min</w:t>
             </w:r>
           </w:p>
         </w:tc>

--- a/G9_Assignment2/G9_SprintBacklog.docx
+++ b/G9_Assignment2/G9_SprintBacklog.docx
@@ -23,11 +23,19 @@
         <w:spacing w:after="400"/>
         <w:jc w:val="center"/>
       </w:pPr>
+      <w:proofErr w:type="spellStart"/>
       <w:r>
         <w:rPr>
           <w:color w:val="555555"/>
         </w:rPr>
-        <w:t>GoNature | Group 9 | Software Engineering Methods | Semester B 2026</w:t>
+        <w:t>GoNature</w:t>
+      </w:r>
+      <w:proofErr w:type="spellEnd"/>
+      <w:r>
+        <w:rPr>
+          <w:color w:val="555555"/>
+        </w:rPr>
+        <w:t xml:space="preserve"> — Group 9 | Software Engineering Methods | Semester B 2026</w:t>
       </w:r>
     </w:p>
     <w:p>
@@ -412,8 +420,19 @@
                 <w:sz w:val="20"/>
                 <w:szCs w:val="20"/>
               </w:rPr>
-              <w:t>Rani Renawe</w:t>
-            </w:r>
+              <w:t xml:space="preserve">Rani </w:t>
+            </w:r>
+            <w:proofErr w:type="spellStart"/>
+            <w:r>
+              <w:rPr>
+                <w:b/>
+                <w:bCs/>
+                <w:sz w:val="20"/>
+                <w:szCs w:val="20"/>
+              </w:rPr>
+              <w:t>Renawe</w:t>
+            </w:r>
+            <w:proofErr w:type="spellEnd"/>
           </w:p>
         </w:tc>
         <w:tc>
@@ -534,8 +553,19 @@
                 <w:sz w:val="20"/>
                 <w:szCs w:val="20"/>
               </w:rPr>
-              <w:t>Fadi Kazoura</w:t>
-            </w:r>
+              <w:t xml:space="preserve">Fadi </w:t>
+            </w:r>
+            <w:proofErr w:type="spellStart"/>
+            <w:r>
+              <w:rPr>
+                <w:b/>
+                <w:bCs/>
+                <w:sz w:val="20"/>
+                <w:szCs w:val="20"/>
+              </w:rPr>
+              <w:t>Kazoura</w:t>
+            </w:r>
+            <w:proofErr w:type="spellEnd"/>
           </w:p>
         </w:tc>
         <w:tc>
@@ -895,7 +925,7 @@
           <w:szCs w:val="28"/>
         </w:rPr>
         <w:lastRenderedPageBreak/>
-        <w:t>Weekly Plan — 7 Weeks (Start of Semester to Assignment 2 Submission)</w:t>
+        <w:t>Weekly Plan — 7 Weeks (Start of Semester → Assignment 2 Submission)</w:t>
       </w:r>
     </w:p>
     <w:tbl>
@@ -916,9 +946,9 @@
         <w:tblLook w:val="04A0" w:firstRow="1" w:lastRow="0" w:firstColumn="1" w:lastColumn="0" w:noHBand="0" w:noVBand="1"/>
       </w:tblPr>
       <w:tblGrid>
-        <w:gridCol w:w="1243"/>
-        <w:gridCol w:w="903"/>
-        <w:gridCol w:w="5665"/>
+        <w:gridCol w:w="1343"/>
+        <w:gridCol w:w="910"/>
+        <w:gridCol w:w="5558"/>
         <w:gridCol w:w="1549"/>
       </w:tblGrid>
       <w:tr>
@@ -1079,7 +1109,14 @@
                 <w:sz w:val="20"/>
                 <w:szCs w:val="20"/>
               </w:rPr>
-              <w:t>Week 1</w:t>
+              <w:t xml:space="preserve">Week </w:t>
+            </w:r>
+            <w:r>
+              <w:rPr>
+                <w:sz w:val="20"/>
+                <w:szCs w:val="20"/>
+              </w:rPr>
+              <w:t>1</w:t>
             </w:r>
           </w:p>
         </w:tc>
@@ -1277,7 +1314,7 @@
                 <w:sz w:val="20"/>
                 <w:szCs w:val="20"/>
               </w:rPr>
-              <w:t>Taiseer</w:t>
+              <w:t>Taiseer &amp; Fadi</w:t>
             </w:r>
           </w:p>
         </w:tc>
@@ -1477,7 +1514,7 @@
                 <w:sz w:val="20"/>
                 <w:szCs w:val="20"/>
               </w:rPr>
-              <w:t>Sequence Diagrams (Make a Reservation, Generate &amp; View Usage Reports), Prototype Server development</w:t>
+              <w:t>Sequence Diagrams, Prototype Server development</w:t>
             </w:r>
           </w:p>
         </w:tc>
@@ -1863,7 +1900,7 @@
           <w:sz w:val="28"/>
           <w:szCs w:val="28"/>
         </w:rPr>
-        <w:t>Sprint 1: Assignment 1 Phase</w:t>
+        <w:t>Sprint 1 — Assignment 1 Phase</w:t>
       </w:r>
     </w:p>
     <w:p>
@@ -1878,7 +1915,7 @@
           <w:sz w:val="24"/>
           <w:szCs w:val="24"/>
         </w:rPr>
-        <w:t>Period: Start of Semester to 12/04/2026</w:t>
+        <w:t>Period: Start of Semester → 12/04/2026</w:t>
       </w:r>
     </w:p>
     <w:p>
@@ -1914,8 +1951,8 @@
       </w:tblPr>
       <w:tblGrid>
         <w:gridCol w:w="363"/>
-        <w:gridCol w:w="5408"/>
-        <w:gridCol w:w="1531"/>
+        <w:gridCol w:w="5420"/>
+        <w:gridCol w:w="1519"/>
         <w:gridCol w:w="1145"/>
         <w:gridCol w:w="913"/>
       </w:tblGrid>
@@ -2199,8 +2236,17 @@
                 <w:sz w:val="20"/>
                 <w:szCs w:val="20"/>
               </w:rPr>
-              <w:t>2 hrs</w:t>
-            </w:r>
+              <w:t xml:space="preserve">2 </w:t>
+            </w:r>
+            <w:proofErr w:type="spellStart"/>
+            <w:r>
+              <w:rPr>
+                <w:sz w:val="20"/>
+                <w:szCs w:val="20"/>
+              </w:rPr>
+              <w:t>hrs</w:t>
+            </w:r>
+            <w:proofErr w:type="spellEnd"/>
           </w:p>
         </w:tc>
         <w:tc>
@@ -2286,12 +2332,21 @@
             <w:vAlign w:val="center"/>
           </w:tcPr>
           <w:p>
-            <w:r>
-              <w:rPr>
-                <w:sz w:val="20"/>
-                <w:szCs w:val="20"/>
-              </w:rPr>
-              <w:t>GoNature system analysis &amp; requirements gathering</w:t>
+            <w:proofErr w:type="spellStart"/>
+            <w:r>
+              <w:rPr>
+                <w:sz w:val="20"/>
+                <w:szCs w:val="20"/>
+              </w:rPr>
+              <w:t>GoNature</w:t>
+            </w:r>
+            <w:proofErr w:type="spellEnd"/>
+            <w:r>
+              <w:rPr>
+                <w:sz w:val="20"/>
+                <w:szCs w:val="20"/>
+              </w:rPr>
+              <w:t xml:space="preserve"> system analysis &amp; requirements gathering</w:t>
             </w:r>
           </w:p>
         </w:tc>
@@ -2350,8 +2405,17 @@
                 <w:sz w:val="20"/>
                 <w:szCs w:val="20"/>
               </w:rPr>
-              <w:t>3 hrs</w:t>
-            </w:r>
+              <w:t xml:space="preserve">3 </w:t>
+            </w:r>
+            <w:proofErr w:type="spellStart"/>
+            <w:r>
+              <w:rPr>
+                <w:sz w:val="20"/>
+                <w:szCs w:val="20"/>
+              </w:rPr>
+              <w:t>hrs</w:t>
+            </w:r>
+            <w:proofErr w:type="spellEnd"/>
           </w:p>
         </w:tc>
         <w:tc>
@@ -2442,7 +2506,7 @@
                 <w:sz w:val="20"/>
                 <w:szCs w:val="20"/>
               </w:rPr>
-              <w:t>Use Case Diagram: all actors and use cases (Visual Paradigm)</w:t>
+              <w:t>Use Case Diagram — all actors and use cases (Visual Paradigm)</w:t>
             </w:r>
           </w:p>
         </w:tc>
@@ -2501,8 +2565,17 @@
                 <w:sz w:val="20"/>
                 <w:szCs w:val="20"/>
               </w:rPr>
-              <w:t>6 hrs</w:t>
-            </w:r>
+              <w:t xml:space="preserve">6 </w:t>
+            </w:r>
+            <w:proofErr w:type="spellStart"/>
+            <w:r>
+              <w:rPr>
+                <w:sz w:val="20"/>
+                <w:szCs w:val="20"/>
+              </w:rPr>
+              <w:t>hrs</w:t>
+            </w:r>
+            <w:proofErr w:type="spellEnd"/>
           </w:p>
         </w:tc>
         <w:tc>
@@ -2652,8 +2725,17 @@
                 <w:sz w:val="20"/>
                 <w:szCs w:val="20"/>
               </w:rPr>
-              <w:t>4 hrs</w:t>
-            </w:r>
+              <w:t xml:space="preserve">4 </w:t>
+            </w:r>
+            <w:proofErr w:type="spellStart"/>
+            <w:r>
+              <w:rPr>
+                <w:sz w:val="20"/>
+                <w:szCs w:val="20"/>
+              </w:rPr>
+              <w:t>hrs</w:t>
+            </w:r>
+            <w:proofErr w:type="spellEnd"/>
           </w:p>
         </w:tc>
         <w:tc>
@@ -2767,44 +2849,62 @@
             <w:vAlign w:val="center"/>
           </w:tcPr>
           <w:p>
-            <w:r>
-              <w:rPr>
-                <w:sz w:val="20"/>
-                <w:szCs w:val="20"/>
-              </w:rPr>
-              <w:t>Rani &amp; Ibrahim</w:t>
-            </w:r>
-          </w:p>
-        </w:tc>
-        <w:tc>
-          <w:tcPr>
-            <w:tcW w:w="0" w:type="auto"/>
-            <w:tcBorders>
-              <w:top w:val="single" w:sz="1" w:space="0" w:color="999999"/>
-              <w:left w:val="single" w:sz="1" w:space="0" w:color="999999"/>
-              <w:bottom w:val="single" w:sz="1" w:space="0" w:color="999999"/>
-              <w:right w:val="single" w:sz="1" w:space="0" w:color="999999"/>
-            </w:tcBorders>
-            <w:shd w:val="clear" w:color="auto" w:fill="EBF3FB"/>
-            <w:tcMar>
-              <w:top w:w="80" w:type="dxa"/>
-              <w:left w:w="120" w:type="dxa"/>
-              <w:bottom w:w="80" w:type="dxa"/>
-              <w:right w:w="120" w:type="dxa"/>
-            </w:tcMar>
-            <w:vAlign w:val="center"/>
-          </w:tcPr>
-          <w:p>
-            <w:pPr>
-              <w:jc w:val="center"/>
-            </w:pPr>
-            <w:r>
-              <w:rPr>
-                <w:sz w:val="20"/>
-                <w:szCs w:val="20"/>
-              </w:rPr>
-              <w:t>3 hrs</w:t>
-            </w:r>
+            <w:proofErr w:type="gramStart"/>
+            <w:r>
+              <w:rPr>
+                <w:sz w:val="20"/>
+                <w:szCs w:val="20"/>
+              </w:rPr>
+              <w:t>Rani</w:t>
+            </w:r>
+            <w:proofErr w:type="gramEnd"/>
+            <w:r>
+              <w:rPr>
+                <w:sz w:val="20"/>
+                <w:szCs w:val="20"/>
+              </w:rPr>
+              <w:t xml:space="preserve"> &amp; Ibrahim</w:t>
+            </w:r>
+          </w:p>
+        </w:tc>
+        <w:tc>
+          <w:tcPr>
+            <w:tcW w:w="0" w:type="auto"/>
+            <w:tcBorders>
+              <w:top w:val="single" w:sz="1" w:space="0" w:color="999999"/>
+              <w:left w:val="single" w:sz="1" w:space="0" w:color="999999"/>
+              <w:bottom w:val="single" w:sz="1" w:space="0" w:color="999999"/>
+              <w:right w:val="single" w:sz="1" w:space="0" w:color="999999"/>
+            </w:tcBorders>
+            <w:shd w:val="clear" w:color="auto" w:fill="EBF3FB"/>
+            <w:tcMar>
+              <w:top w:w="80" w:type="dxa"/>
+              <w:left w:w="120" w:type="dxa"/>
+              <w:bottom w:w="80" w:type="dxa"/>
+              <w:right w:w="120" w:type="dxa"/>
+            </w:tcMar>
+            <w:vAlign w:val="center"/>
+          </w:tcPr>
+          <w:p>
+            <w:pPr>
+              <w:jc w:val="center"/>
+            </w:pPr>
+            <w:r>
+              <w:rPr>
+                <w:sz w:val="20"/>
+                <w:szCs w:val="20"/>
+              </w:rPr>
+              <w:t xml:space="preserve">3 </w:t>
+            </w:r>
+            <w:proofErr w:type="spellStart"/>
+            <w:r>
+              <w:rPr>
+                <w:sz w:val="20"/>
+                <w:szCs w:val="20"/>
+              </w:rPr>
+              <w:t>hrs</w:t>
+            </w:r>
+            <w:proofErr w:type="spellEnd"/>
           </w:p>
         </w:tc>
         <w:tc>
@@ -2918,44 +3018,62 @@
             <w:vAlign w:val="center"/>
           </w:tcPr>
           <w:p>
-            <w:r>
-              <w:rPr>
-                <w:sz w:val="20"/>
-                <w:szCs w:val="20"/>
-              </w:rPr>
-              <w:t>Rani &amp; Ibrahim</w:t>
-            </w:r>
-          </w:p>
-        </w:tc>
-        <w:tc>
-          <w:tcPr>
-            <w:tcW w:w="0" w:type="auto"/>
-            <w:tcBorders>
-              <w:top w:val="single" w:sz="1" w:space="0" w:color="999999"/>
-              <w:left w:val="single" w:sz="1" w:space="0" w:color="999999"/>
-              <w:bottom w:val="single" w:sz="1" w:space="0" w:color="999999"/>
-              <w:right w:val="single" w:sz="1" w:space="0" w:color="999999"/>
-            </w:tcBorders>
-            <w:shd w:val="clear" w:color="auto" w:fill="FFFFFF"/>
-            <w:tcMar>
-              <w:top w:w="80" w:type="dxa"/>
-              <w:left w:w="120" w:type="dxa"/>
-              <w:bottom w:w="80" w:type="dxa"/>
-              <w:right w:w="120" w:type="dxa"/>
-            </w:tcMar>
-            <w:vAlign w:val="center"/>
-          </w:tcPr>
-          <w:p>
-            <w:pPr>
-              <w:jc w:val="center"/>
-            </w:pPr>
-            <w:r>
-              <w:rPr>
-                <w:sz w:val="20"/>
-                <w:szCs w:val="20"/>
-              </w:rPr>
-              <w:t>3 hrs</w:t>
-            </w:r>
+            <w:proofErr w:type="gramStart"/>
+            <w:r>
+              <w:rPr>
+                <w:sz w:val="20"/>
+                <w:szCs w:val="20"/>
+              </w:rPr>
+              <w:t>Rani</w:t>
+            </w:r>
+            <w:proofErr w:type="gramEnd"/>
+            <w:r>
+              <w:rPr>
+                <w:sz w:val="20"/>
+                <w:szCs w:val="20"/>
+              </w:rPr>
+              <w:t xml:space="preserve"> &amp; Ibrahim</w:t>
+            </w:r>
+          </w:p>
+        </w:tc>
+        <w:tc>
+          <w:tcPr>
+            <w:tcW w:w="0" w:type="auto"/>
+            <w:tcBorders>
+              <w:top w:val="single" w:sz="1" w:space="0" w:color="999999"/>
+              <w:left w:val="single" w:sz="1" w:space="0" w:color="999999"/>
+              <w:bottom w:val="single" w:sz="1" w:space="0" w:color="999999"/>
+              <w:right w:val="single" w:sz="1" w:space="0" w:color="999999"/>
+            </w:tcBorders>
+            <w:shd w:val="clear" w:color="auto" w:fill="FFFFFF"/>
+            <w:tcMar>
+              <w:top w:w="80" w:type="dxa"/>
+              <w:left w:w="120" w:type="dxa"/>
+              <w:bottom w:w="80" w:type="dxa"/>
+              <w:right w:w="120" w:type="dxa"/>
+            </w:tcMar>
+            <w:vAlign w:val="center"/>
+          </w:tcPr>
+          <w:p>
+            <w:pPr>
+              <w:jc w:val="center"/>
+            </w:pPr>
+            <w:r>
+              <w:rPr>
+                <w:sz w:val="20"/>
+                <w:szCs w:val="20"/>
+              </w:rPr>
+              <w:t xml:space="preserve">3 </w:t>
+            </w:r>
+            <w:proofErr w:type="spellStart"/>
+            <w:r>
+              <w:rPr>
+                <w:sz w:val="20"/>
+                <w:szCs w:val="20"/>
+              </w:rPr>
+              <w:t>hrs</w:t>
+            </w:r>
+            <w:proofErr w:type="spellEnd"/>
           </w:p>
         </w:tc>
         <w:tc>
@@ -3105,8 +3223,17 @@
                 <w:sz w:val="20"/>
                 <w:szCs w:val="20"/>
               </w:rPr>
-              <w:t>1 hr</w:t>
-            </w:r>
+              <w:t xml:space="preserve">1 </w:t>
+            </w:r>
+            <w:proofErr w:type="spellStart"/>
+            <w:r>
+              <w:rPr>
+                <w:sz w:val="20"/>
+                <w:szCs w:val="20"/>
+              </w:rPr>
+              <w:t>hr</w:t>
+            </w:r>
+            <w:proofErr w:type="spellEnd"/>
           </w:p>
         </w:tc>
         <w:tc>
@@ -3256,8 +3383,17 @@
                 <w:sz w:val="20"/>
                 <w:szCs w:val="20"/>
               </w:rPr>
-              <w:t>1 hr</w:t>
-            </w:r>
+              <w:t xml:space="preserve">1 </w:t>
+            </w:r>
+            <w:proofErr w:type="spellStart"/>
+            <w:r>
+              <w:rPr>
+                <w:sz w:val="20"/>
+                <w:szCs w:val="20"/>
+              </w:rPr>
+              <w:t>hr</w:t>
+            </w:r>
+            <w:proofErr w:type="spellEnd"/>
           </w:p>
         </w:tc>
         <w:tc>
@@ -3462,7 +3598,7 @@
           <w:szCs w:val="28"/>
         </w:rPr>
         <w:lastRenderedPageBreak/>
-        <w:t>Sprint 2: Design Phase</w:t>
+        <w:t>Sprint 2 — Design Phase</w:t>
       </w:r>
     </w:p>
     <w:p>
@@ -3477,7 +3613,7 @@
           <w:sz w:val="24"/>
           <w:szCs w:val="24"/>
         </w:rPr>
-        <w:t>Period: 12/04/2026 to End of Week 3</w:t>
+        <w:t>Period: 12/04/2026 → End of Week 3</w:t>
       </w:r>
     </w:p>
     <w:p>
@@ -3513,8 +3649,8 @@
       </w:tblPr>
       <w:tblGrid>
         <w:gridCol w:w="363"/>
-        <w:gridCol w:w="5236"/>
-        <w:gridCol w:w="1703"/>
+        <w:gridCol w:w="5439"/>
+        <w:gridCol w:w="1500"/>
         <w:gridCol w:w="1145"/>
         <w:gridCol w:w="913"/>
       </w:tblGrid>
@@ -3767,39 +3903,48 @@
                 <w:sz w:val="20"/>
                 <w:szCs w:val="20"/>
               </w:rPr>
-              <w:t>Taiseer</w:t>
-            </w:r>
-          </w:p>
-        </w:tc>
-        <w:tc>
-          <w:tcPr>
-            <w:tcW w:w="0" w:type="auto"/>
-            <w:tcBorders>
-              <w:top w:val="single" w:sz="1" w:space="0" w:color="999999"/>
-              <w:left w:val="single" w:sz="1" w:space="0" w:color="999999"/>
-              <w:bottom w:val="single" w:sz="1" w:space="0" w:color="999999"/>
-              <w:right w:val="single" w:sz="1" w:space="0" w:color="999999"/>
-            </w:tcBorders>
-            <w:shd w:val="clear" w:color="auto" w:fill="EBF3FB"/>
-            <w:tcMar>
-              <w:top w:w="80" w:type="dxa"/>
-              <w:left w:w="120" w:type="dxa"/>
-              <w:bottom w:w="80" w:type="dxa"/>
-              <w:right w:w="120" w:type="dxa"/>
-            </w:tcMar>
-            <w:vAlign w:val="center"/>
-          </w:tcPr>
-          <w:p>
-            <w:pPr>
-              <w:jc w:val="center"/>
-            </w:pPr>
-            <w:r>
-              <w:rPr>
-                <w:sz w:val="20"/>
-                <w:szCs w:val="20"/>
-              </w:rPr>
-              <w:t>10 hrs</w:t>
-            </w:r>
+              <w:t>Taiseer &amp; Fadi</w:t>
+            </w:r>
+          </w:p>
+        </w:tc>
+        <w:tc>
+          <w:tcPr>
+            <w:tcW w:w="0" w:type="auto"/>
+            <w:tcBorders>
+              <w:top w:val="single" w:sz="1" w:space="0" w:color="999999"/>
+              <w:left w:val="single" w:sz="1" w:space="0" w:color="999999"/>
+              <w:bottom w:val="single" w:sz="1" w:space="0" w:color="999999"/>
+              <w:right w:val="single" w:sz="1" w:space="0" w:color="999999"/>
+            </w:tcBorders>
+            <w:shd w:val="clear" w:color="auto" w:fill="EBF3FB"/>
+            <w:tcMar>
+              <w:top w:w="80" w:type="dxa"/>
+              <w:left w:w="120" w:type="dxa"/>
+              <w:bottom w:w="80" w:type="dxa"/>
+              <w:right w:w="120" w:type="dxa"/>
+            </w:tcMar>
+            <w:vAlign w:val="center"/>
+          </w:tcPr>
+          <w:p>
+            <w:pPr>
+              <w:jc w:val="center"/>
+            </w:pPr>
+            <w:r>
+              <w:rPr>
+                <w:sz w:val="20"/>
+                <w:szCs w:val="20"/>
+              </w:rPr>
+              <w:t xml:space="preserve">10 </w:t>
+            </w:r>
+            <w:proofErr w:type="spellStart"/>
+            <w:r>
+              <w:rPr>
+                <w:sz w:val="20"/>
+                <w:szCs w:val="20"/>
+              </w:rPr>
+              <w:t>hrs</w:t>
+            </w:r>
+            <w:proofErr w:type="spellEnd"/>
           </w:p>
         </w:tc>
         <w:tc>
@@ -3918,39 +4063,48 @@
                 <w:sz w:val="20"/>
                 <w:szCs w:val="20"/>
               </w:rPr>
-              <w:t>Taiseer &amp; Haytam</w:t>
-            </w:r>
-          </w:p>
-        </w:tc>
-        <w:tc>
-          <w:tcPr>
-            <w:tcW w:w="0" w:type="auto"/>
-            <w:tcBorders>
-              <w:top w:val="single" w:sz="1" w:space="0" w:color="999999"/>
-              <w:left w:val="single" w:sz="1" w:space="0" w:color="999999"/>
-              <w:bottom w:val="single" w:sz="1" w:space="0" w:color="999999"/>
-              <w:right w:val="single" w:sz="1" w:space="0" w:color="999999"/>
-            </w:tcBorders>
-            <w:shd w:val="clear" w:color="auto" w:fill="FFFFFF"/>
-            <w:tcMar>
-              <w:top w:w="80" w:type="dxa"/>
-              <w:left w:w="120" w:type="dxa"/>
-              <w:bottom w:w="80" w:type="dxa"/>
-              <w:right w:w="120" w:type="dxa"/>
-            </w:tcMar>
-            <w:vAlign w:val="center"/>
-          </w:tcPr>
-          <w:p>
-            <w:pPr>
-              <w:jc w:val="center"/>
-            </w:pPr>
-            <w:r>
-              <w:rPr>
-                <w:sz w:val="20"/>
-                <w:szCs w:val="20"/>
-              </w:rPr>
-              <w:t>3 hrs</w:t>
-            </w:r>
+              <w:t>Taiseer</w:t>
+            </w:r>
+          </w:p>
+        </w:tc>
+        <w:tc>
+          <w:tcPr>
+            <w:tcW w:w="0" w:type="auto"/>
+            <w:tcBorders>
+              <w:top w:val="single" w:sz="1" w:space="0" w:color="999999"/>
+              <w:left w:val="single" w:sz="1" w:space="0" w:color="999999"/>
+              <w:bottom w:val="single" w:sz="1" w:space="0" w:color="999999"/>
+              <w:right w:val="single" w:sz="1" w:space="0" w:color="999999"/>
+            </w:tcBorders>
+            <w:shd w:val="clear" w:color="auto" w:fill="FFFFFF"/>
+            <w:tcMar>
+              <w:top w:w="80" w:type="dxa"/>
+              <w:left w:w="120" w:type="dxa"/>
+              <w:bottom w:w="80" w:type="dxa"/>
+              <w:right w:w="120" w:type="dxa"/>
+            </w:tcMar>
+            <w:vAlign w:val="center"/>
+          </w:tcPr>
+          <w:p>
+            <w:pPr>
+              <w:jc w:val="center"/>
+            </w:pPr>
+            <w:r>
+              <w:rPr>
+                <w:sz w:val="20"/>
+                <w:szCs w:val="20"/>
+              </w:rPr>
+              <w:t xml:space="preserve">2 </w:t>
+            </w:r>
+            <w:proofErr w:type="spellStart"/>
+            <w:r>
+              <w:rPr>
+                <w:sz w:val="20"/>
+                <w:szCs w:val="20"/>
+              </w:rPr>
+              <w:t>hrs</w:t>
+            </w:r>
+            <w:proofErr w:type="spellEnd"/>
           </w:p>
         </w:tc>
         <w:tc>
@@ -4041,7 +4195,7 @@
                 <w:sz w:val="20"/>
                 <w:szCs w:val="20"/>
               </w:rPr>
-              <w:t>Activity Diagram: Book a Visit + Park Entry</w:t>
+              <w:t>Activity Diagram — Booking a Visit (with park entry)</w:t>
             </w:r>
           </w:p>
         </w:tc>
@@ -4100,8 +4254,17 @@
                 <w:sz w:val="20"/>
                 <w:szCs w:val="20"/>
               </w:rPr>
-              <w:t>4 hrs</w:t>
-            </w:r>
+              <w:t xml:space="preserve">4 </w:t>
+            </w:r>
+            <w:proofErr w:type="spellStart"/>
+            <w:r>
+              <w:rPr>
+                <w:sz w:val="20"/>
+                <w:szCs w:val="20"/>
+              </w:rPr>
+              <w:t>hrs</w:t>
+            </w:r>
+            <w:proofErr w:type="spellEnd"/>
           </w:p>
         </w:tc>
         <w:tc>
@@ -4192,7 +4355,7 @@
                 <w:sz w:val="20"/>
                 <w:szCs w:val="20"/>
               </w:rPr>
-              <w:t>Activity Diagram: Create and View Visit Report</w:t>
+              <w:t>Activity Diagram — Creating &amp; Viewing Reports</w:t>
             </w:r>
           </w:p>
         </w:tc>
@@ -4251,8 +4414,17 @@
                 <w:sz w:val="20"/>
                 <w:szCs w:val="20"/>
               </w:rPr>
-              <w:t>3 hrs</w:t>
-            </w:r>
+              <w:t xml:space="preserve">3 </w:t>
+            </w:r>
+            <w:proofErr w:type="spellStart"/>
+            <w:r>
+              <w:rPr>
+                <w:sz w:val="20"/>
+                <w:szCs w:val="20"/>
+              </w:rPr>
+              <w:t>hrs</w:t>
+            </w:r>
+            <w:proofErr w:type="spellEnd"/>
           </w:p>
         </w:tc>
         <w:tc>
@@ -4402,8 +4574,17 @@
                 <w:sz w:val="20"/>
                 <w:szCs w:val="20"/>
               </w:rPr>
-              <w:t>2 hrs</w:t>
-            </w:r>
+              <w:t xml:space="preserve">2 </w:t>
+            </w:r>
+            <w:proofErr w:type="spellStart"/>
+            <w:r>
+              <w:rPr>
+                <w:sz w:val="20"/>
+                <w:szCs w:val="20"/>
+              </w:rPr>
+              <w:t>hrs</w:t>
+            </w:r>
+            <w:proofErr w:type="spellEnd"/>
           </w:p>
         </w:tc>
         <w:tc>
@@ -4449,7 +4630,7 @@
           <w:sz w:val="28"/>
           <w:szCs w:val="28"/>
         </w:rPr>
-        <w:t>Sprint 3: Implementation Phase</w:t>
+        <w:t>Sprint 3 — Implementation Phase</w:t>
       </w:r>
     </w:p>
     <w:p>
@@ -4464,7 +4645,7 @@
           <w:sz w:val="24"/>
           <w:szCs w:val="24"/>
         </w:rPr>
-        <w:t>Period: End of Week 3 to End of Week 5</w:t>
+        <w:t>Period: End of Week 3 → End of Week 5</w:t>
       </w:r>
     </w:p>
     <w:p>
@@ -4478,7 +4659,7 @@
           <w:sz w:val="20"/>
           <w:szCs w:val="20"/>
         </w:rPr>
-        <w:t>Goal: Complete Sequence Diagrams (Make a Reservation, Generate and View Usage Reports), working Prototype Server and Client JARs, and testing.</w:t>
+        <w:t>Goal: Complete Sequence Diagrams, working Prototype Server &amp; Client JARs, and testing.</w:t>
       </w:r>
     </w:p>
     <w:tbl>
@@ -4726,7 +4907,7 @@
                 <w:sz w:val="20"/>
                 <w:szCs w:val="20"/>
               </w:rPr>
-              <w:t>Sequence Diagram: Make a Reservation</w:t>
+              <w:t>Sequence Diagram — Booking Flow (cancel, entry, payment)</w:t>
             </w:r>
           </w:p>
         </w:tc>
@@ -4785,8 +4966,17 @@
                 <w:sz w:val="20"/>
                 <w:szCs w:val="20"/>
               </w:rPr>
-              <w:t>5 hrs</w:t>
-            </w:r>
+              <w:t xml:space="preserve">5 </w:t>
+            </w:r>
+            <w:proofErr w:type="spellStart"/>
+            <w:r>
+              <w:rPr>
+                <w:sz w:val="20"/>
+                <w:szCs w:val="20"/>
+              </w:rPr>
+              <w:t>hrs</w:t>
+            </w:r>
+            <w:proofErr w:type="spellEnd"/>
           </w:p>
         </w:tc>
         <w:tc>
@@ -4877,7 +5067,7 @@
                 <w:sz w:val="20"/>
                 <w:szCs w:val="20"/>
               </w:rPr>
-              <w:t>Sequence Diagram: Generate &amp; View Usage Reports</w:t>
+              <w:t>Sequence Diagram — Reports Flow (different dates)</w:t>
             </w:r>
           </w:p>
         </w:tc>
@@ -4936,8 +5126,17 @@
                 <w:sz w:val="20"/>
                 <w:szCs w:val="20"/>
               </w:rPr>
-              <w:t>4 hrs</w:t>
-            </w:r>
+              <w:t xml:space="preserve">4 </w:t>
+            </w:r>
+            <w:proofErr w:type="spellStart"/>
+            <w:r>
+              <w:rPr>
+                <w:sz w:val="20"/>
+                <w:szCs w:val="20"/>
+              </w:rPr>
+              <w:t>hrs</w:t>
+            </w:r>
+            <w:proofErr w:type="spellEnd"/>
           </w:p>
         </w:tc>
         <w:tc>
@@ -5056,39 +5255,48 @@
                 <w:sz w:val="20"/>
                 <w:szCs w:val="20"/>
               </w:rPr>
-              <w:t>Fadi &amp; Rani</w:t>
-            </w:r>
-          </w:p>
-        </w:tc>
-        <w:tc>
-          <w:tcPr>
-            <w:tcW w:w="0" w:type="auto"/>
-            <w:tcBorders>
-              <w:top w:val="single" w:sz="1" w:space="0" w:color="999999"/>
-              <w:left w:val="single" w:sz="1" w:space="0" w:color="999999"/>
-              <w:bottom w:val="single" w:sz="1" w:space="0" w:color="999999"/>
-              <w:right w:val="single" w:sz="1" w:space="0" w:color="999999"/>
-            </w:tcBorders>
-            <w:shd w:val="clear" w:color="auto" w:fill="EBF3FB"/>
-            <w:tcMar>
-              <w:top w:w="80" w:type="dxa"/>
-              <w:left w:w="120" w:type="dxa"/>
-              <w:bottom w:w="80" w:type="dxa"/>
-              <w:right w:w="120" w:type="dxa"/>
-            </w:tcMar>
-            <w:vAlign w:val="center"/>
-          </w:tcPr>
-          <w:p>
-            <w:pPr>
-              <w:jc w:val="center"/>
-            </w:pPr>
-            <w:r>
-              <w:rPr>
-                <w:sz w:val="20"/>
-                <w:szCs w:val="20"/>
-              </w:rPr>
-              <w:t>12 hrs</w:t>
-            </w:r>
+              <w:t>Fadi</w:t>
+            </w:r>
+          </w:p>
+        </w:tc>
+        <w:tc>
+          <w:tcPr>
+            <w:tcW w:w="0" w:type="auto"/>
+            <w:tcBorders>
+              <w:top w:val="single" w:sz="1" w:space="0" w:color="999999"/>
+              <w:left w:val="single" w:sz="1" w:space="0" w:color="999999"/>
+              <w:bottom w:val="single" w:sz="1" w:space="0" w:color="999999"/>
+              <w:right w:val="single" w:sz="1" w:space="0" w:color="999999"/>
+            </w:tcBorders>
+            <w:shd w:val="clear" w:color="auto" w:fill="EBF3FB"/>
+            <w:tcMar>
+              <w:top w:w="80" w:type="dxa"/>
+              <w:left w:w="120" w:type="dxa"/>
+              <w:bottom w:w="80" w:type="dxa"/>
+              <w:right w:w="120" w:type="dxa"/>
+            </w:tcMar>
+            <w:vAlign w:val="center"/>
+          </w:tcPr>
+          <w:p>
+            <w:pPr>
+              <w:jc w:val="center"/>
+            </w:pPr>
+            <w:r>
+              <w:rPr>
+                <w:sz w:val="20"/>
+                <w:szCs w:val="20"/>
+              </w:rPr>
+              <w:t xml:space="preserve">12 </w:t>
+            </w:r>
+            <w:proofErr w:type="spellStart"/>
+            <w:r>
+              <w:rPr>
+                <w:sz w:val="20"/>
+                <w:szCs w:val="20"/>
+              </w:rPr>
+              <w:t>hrs</w:t>
+            </w:r>
+            <w:proofErr w:type="spellEnd"/>
           </w:p>
         </w:tc>
         <w:tc>
@@ -5238,8 +5446,17 @@
                 <w:sz w:val="20"/>
                 <w:szCs w:val="20"/>
               </w:rPr>
-              <w:t>10 hrs</w:t>
-            </w:r>
+              <w:t xml:space="preserve">10 </w:t>
+            </w:r>
+            <w:proofErr w:type="spellStart"/>
+            <w:r>
+              <w:rPr>
+                <w:sz w:val="20"/>
+                <w:szCs w:val="20"/>
+              </w:rPr>
+              <w:t>hrs</w:t>
+            </w:r>
+            <w:proofErr w:type="spellEnd"/>
           </w:p>
         </w:tc>
         <w:tc>
@@ -5358,39 +5575,48 @@
                 <w:sz w:val="20"/>
                 <w:szCs w:val="20"/>
               </w:rPr>
-              <w:t>Fadi &amp; Ibrahim</w:t>
-            </w:r>
-          </w:p>
-        </w:tc>
-        <w:tc>
-          <w:tcPr>
-            <w:tcW w:w="0" w:type="auto"/>
-            <w:tcBorders>
-              <w:top w:val="single" w:sz="1" w:space="0" w:color="999999"/>
-              <w:left w:val="single" w:sz="1" w:space="0" w:color="999999"/>
-              <w:bottom w:val="single" w:sz="1" w:space="0" w:color="999999"/>
-              <w:right w:val="single" w:sz="1" w:space="0" w:color="999999"/>
-            </w:tcBorders>
-            <w:shd w:val="clear" w:color="auto" w:fill="EBF3FB"/>
-            <w:tcMar>
-              <w:top w:w="80" w:type="dxa"/>
-              <w:left w:w="120" w:type="dxa"/>
-              <w:bottom w:w="80" w:type="dxa"/>
-              <w:right w:w="120" w:type="dxa"/>
-            </w:tcMar>
-            <w:vAlign w:val="center"/>
-          </w:tcPr>
-          <w:p>
-            <w:pPr>
-              <w:jc w:val="center"/>
-            </w:pPr>
-            <w:r>
-              <w:rPr>
-                <w:sz w:val="20"/>
-                <w:szCs w:val="20"/>
-              </w:rPr>
-              <w:t>3 hrs</w:t>
-            </w:r>
+              <w:t>Fadi &amp; Taiseer</w:t>
+            </w:r>
+          </w:p>
+        </w:tc>
+        <w:tc>
+          <w:tcPr>
+            <w:tcW w:w="0" w:type="auto"/>
+            <w:tcBorders>
+              <w:top w:val="single" w:sz="1" w:space="0" w:color="999999"/>
+              <w:left w:val="single" w:sz="1" w:space="0" w:color="999999"/>
+              <w:bottom w:val="single" w:sz="1" w:space="0" w:color="999999"/>
+              <w:right w:val="single" w:sz="1" w:space="0" w:color="999999"/>
+            </w:tcBorders>
+            <w:shd w:val="clear" w:color="auto" w:fill="EBF3FB"/>
+            <w:tcMar>
+              <w:top w:w="80" w:type="dxa"/>
+              <w:left w:w="120" w:type="dxa"/>
+              <w:bottom w:w="80" w:type="dxa"/>
+              <w:right w:w="120" w:type="dxa"/>
+            </w:tcMar>
+            <w:vAlign w:val="center"/>
+          </w:tcPr>
+          <w:p>
+            <w:pPr>
+              <w:jc w:val="center"/>
+            </w:pPr>
+            <w:r>
+              <w:rPr>
+                <w:sz w:val="20"/>
+                <w:szCs w:val="20"/>
+              </w:rPr>
+              <w:t xml:space="preserve">3 </w:t>
+            </w:r>
+            <w:proofErr w:type="spellStart"/>
+            <w:r>
+              <w:rPr>
+                <w:sz w:val="20"/>
+                <w:szCs w:val="20"/>
+              </w:rPr>
+              <w:t>hrs</w:t>
+            </w:r>
+            <w:proofErr w:type="spellEnd"/>
           </w:p>
         </w:tc>
         <w:tc>
@@ -5540,8 +5766,17 @@
                 <w:sz w:val="20"/>
                 <w:szCs w:val="20"/>
               </w:rPr>
-              <w:t>2 hrs</w:t>
-            </w:r>
+              <w:t xml:space="preserve">2 </w:t>
+            </w:r>
+            <w:proofErr w:type="spellStart"/>
+            <w:r>
+              <w:rPr>
+                <w:sz w:val="20"/>
+                <w:szCs w:val="20"/>
+              </w:rPr>
+              <w:t>hrs</w:t>
+            </w:r>
+            <w:proofErr w:type="spellEnd"/>
           </w:p>
         </w:tc>
         <w:tc>
@@ -5608,6 +5843,17 @@
       </w:pPr>
     </w:p>
     <w:p>
+      <w:pPr>
+        <w:rPr>
+          <w:b/>
+          <w:bCs/>
+          <w:color w:val="1F4E79"/>
+          <w:sz w:val="28"/>
+          <w:szCs w:val="28"/>
+        </w:rPr>
+      </w:pPr>
+    </w:p>
+    <w:p>
       <w:r>
         <w:rPr>
           <w:b/>
@@ -5616,7 +5862,8 @@
           <w:sz w:val="28"/>
           <w:szCs w:val="28"/>
         </w:rPr>
-        <w:t>Sprint 4: Finalization and Submission Phase</w:t>
+        <w:lastRenderedPageBreak/>
+        <w:t>Sprint 4 — Finalization &amp; Submission Phase</w:t>
       </w:r>
     </w:p>
     <w:p>
@@ -5631,8 +5878,7 @@
           <w:sz w:val="24"/>
           <w:szCs w:val="24"/>
         </w:rPr>
-        <w:lastRenderedPageBreak/>
-        <w:t>Period: End of Week 5 to 17/05/2026</w:t>
+        <w:t>Period: End of Week 5 → 17/05/2026</w:t>
       </w:r>
     </w:p>
     <w:p>
@@ -5667,11 +5913,11 @@
         <w:tblLook w:val="04A0" w:firstRow="1" w:lastRow="0" w:firstColumn="1" w:lastColumn="0" w:noHBand="0" w:noVBand="1"/>
       </w:tblPr>
       <w:tblGrid>
-        <w:gridCol w:w="407"/>
-        <w:gridCol w:w="4823"/>
-        <w:gridCol w:w="1752"/>
-        <w:gridCol w:w="1285"/>
-        <w:gridCol w:w="1093"/>
+        <w:gridCol w:w="363"/>
+        <w:gridCol w:w="5399"/>
+        <w:gridCol w:w="1540"/>
+        <w:gridCol w:w="1145"/>
+        <w:gridCol w:w="913"/>
       </w:tblGrid>
       <w:tr>
         <w:trPr>
@@ -5953,8 +6199,17 @@
                 <w:sz w:val="20"/>
                 <w:szCs w:val="20"/>
               </w:rPr>
-              <w:t>3 hrs</w:t>
-            </w:r>
+              <w:t xml:space="preserve">3 </w:t>
+            </w:r>
+            <w:proofErr w:type="spellStart"/>
+            <w:r>
+              <w:rPr>
+                <w:sz w:val="20"/>
+                <w:szCs w:val="20"/>
+              </w:rPr>
+              <w:t>hrs</w:t>
+            </w:r>
+            <w:proofErr w:type="spellEnd"/>
           </w:p>
         </w:tc>
         <w:tc>
@@ -6104,38 +6359,47 @@
                 <w:sz w:val="20"/>
                 <w:szCs w:val="20"/>
               </w:rPr>
-              <w:t>4 hrs</w:t>
-            </w:r>
-          </w:p>
-        </w:tc>
-        <w:tc>
-          <w:tcPr>
-            <w:tcW w:w="0" w:type="auto"/>
-            <w:tcBorders>
-              <w:top w:val="single" w:sz="1" w:space="0" w:color="999999"/>
-              <w:left w:val="single" w:sz="1" w:space="0" w:color="999999"/>
-              <w:bottom w:val="single" w:sz="1" w:space="0" w:color="999999"/>
-              <w:right w:val="single" w:sz="1" w:space="0" w:color="999999"/>
-            </w:tcBorders>
-            <w:shd w:val="clear" w:color="auto" w:fill="FFFFFF"/>
-            <w:tcMar>
-              <w:top w:w="80" w:type="dxa"/>
-              <w:left w:w="120" w:type="dxa"/>
-              <w:bottom w:w="80" w:type="dxa"/>
-              <w:right w:w="120" w:type="dxa"/>
-            </w:tcMar>
-            <w:vAlign w:val="center"/>
-          </w:tcPr>
-          <w:p>
-            <w:pPr>
-              <w:jc w:val="center"/>
-            </w:pPr>
-            <w:r>
-              <w:rPr>
-                <w:sz w:val="20"/>
-                <w:szCs w:val="20"/>
-              </w:rPr>
-              <w:t>Pending</w:t>
+              <w:t xml:space="preserve">4 </w:t>
+            </w:r>
+            <w:proofErr w:type="spellStart"/>
+            <w:r>
+              <w:rPr>
+                <w:sz w:val="20"/>
+                <w:szCs w:val="20"/>
+              </w:rPr>
+              <w:t>hrs</w:t>
+            </w:r>
+            <w:proofErr w:type="spellEnd"/>
+          </w:p>
+        </w:tc>
+        <w:tc>
+          <w:tcPr>
+            <w:tcW w:w="0" w:type="auto"/>
+            <w:tcBorders>
+              <w:top w:val="single" w:sz="1" w:space="0" w:color="999999"/>
+              <w:left w:val="single" w:sz="1" w:space="0" w:color="999999"/>
+              <w:bottom w:val="single" w:sz="1" w:space="0" w:color="999999"/>
+              <w:right w:val="single" w:sz="1" w:space="0" w:color="999999"/>
+            </w:tcBorders>
+            <w:shd w:val="clear" w:color="auto" w:fill="FFFFFF"/>
+            <w:tcMar>
+              <w:top w:w="80" w:type="dxa"/>
+              <w:left w:w="120" w:type="dxa"/>
+              <w:bottom w:w="80" w:type="dxa"/>
+              <w:right w:w="120" w:type="dxa"/>
+            </w:tcMar>
+            <w:vAlign w:val="center"/>
+          </w:tcPr>
+          <w:p>
+            <w:pPr>
+              <w:jc w:val="center"/>
+            </w:pPr>
+            <w:r>
+              <w:rPr>
+                <w:sz w:val="20"/>
+                <w:szCs w:val="20"/>
+              </w:rPr>
+              <w:t>Done</w:t>
             </w:r>
           </w:p>
         </w:tc>
@@ -6196,7 +6460,7 @@
                 <w:sz w:val="20"/>
                 <w:szCs w:val="20"/>
               </w:rPr>
-              <w:t xml:space="preserve">Verify DB update via direct MySQL access </w:t>
+              <w:t>Verify DB update via direct MySQL access (not via prototype)</w:t>
             </w:r>
           </w:p>
         </w:tc>
@@ -6255,38 +6519,47 @@
                 <w:sz w:val="20"/>
                 <w:szCs w:val="20"/>
               </w:rPr>
-              <w:t>1 hr</w:t>
-            </w:r>
-          </w:p>
-        </w:tc>
-        <w:tc>
-          <w:tcPr>
-            <w:tcW w:w="0" w:type="auto"/>
-            <w:tcBorders>
-              <w:top w:val="single" w:sz="1" w:space="0" w:color="999999"/>
-              <w:left w:val="single" w:sz="1" w:space="0" w:color="999999"/>
-              <w:bottom w:val="single" w:sz="1" w:space="0" w:color="999999"/>
-              <w:right w:val="single" w:sz="1" w:space="0" w:color="999999"/>
-            </w:tcBorders>
-            <w:shd w:val="clear" w:color="auto" w:fill="EBF3FB"/>
-            <w:tcMar>
-              <w:top w:w="80" w:type="dxa"/>
-              <w:left w:w="120" w:type="dxa"/>
-              <w:bottom w:w="80" w:type="dxa"/>
-              <w:right w:w="120" w:type="dxa"/>
-            </w:tcMar>
-            <w:vAlign w:val="center"/>
-          </w:tcPr>
-          <w:p>
-            <w:pPr>
-              <w:jc w:val="center"/>
-            </w:pPr>
-            <w:r>
-              <w:rPr>
-                <w:sz w:val="20"/>
-                <w:szCs w:val="20"/>
-              </w:rPr>
-              <w:t>Pending</w:t>
+              <w:t xml:space="preserve">1 </w:t>
+            </w:r>
+            <w:proofErr w:type="spellStart"/>
+            <w:r>
+              <w:rPr>
+                <w:sz w:val="20"/>
+                <w:szCs w:val="20"/>
+              </w:rPr>
+              <w:t>hr</w:t>
+            </w:r>
+            <w:proofErr w:type="spellEnd"/>
+          </w:p>
+        </w:tc>
+        <w:tc>
+          <w:tcPr>
+            <w:tcW w:w="0" w:type="auto"/>
+            <w:tcBorders>
+              <w:top w:val="single" w:sz="1" w:space="0" w:color="999999"/>
+              <w:left w:val="single" w:sz="1" w:space="0" w:color="999999"/>
+              <w:bottom w:val="single" w:sz="1" w:space="0" w:color="999999"/>
+              <w:right w:val="single" w:sz="1" w:space="0" w:color="999999"/>
+            </w:tcBorders>
+            <w:shd w:val="clear" w:color="auto" w:fill="EBF3FB"/>
+            <w:tcMar>
+              <w:top w:w="80" w:type="dxa"/>
+              <w:left w:w="120" w:type="dxa"/>
+              <w:bottom w:w="80" w:type="dxa"/>
+              <w:right w:w="120" w:type="dxa"/>
+            </w:tcMar>
+            <w:vAlign w:val="center"/>
+          </w:tcPr>
+          <w:p>
+            <w:pPr>
+              <w:jc w:val="center"/>
+            </w:pPr>
+            <w:r>
+              <w:rPr>
+                <w:sz w:val="20"/>
+                <w:szCs w:val="20"/>
+              </w:rPr>
+              <w:t>Done</w:t>
             </w:r>
           </w:p>
         </w:tc>
@@ -6375,69 +6648,78 @@
                 <w:sz w:val="20"/>
                 <w:szCs w:val="20"/>
               </w:rPr>
-              <w:t>Haytam</w:t>
-            </w:r>
-          </w:p>
-        </w:tc>
-        <w:tc>
-          <w:tcPr>
-            <w:tcW w:w="0" w:type="auto"/>
-            <w:tcBorders>
-              <w:top w:val="single" w:sz="1" w:space="0" w:color="999999"/>
-              <w:left w:val="single" w:sz="1" w:space="0" w:color="999999"/>
-              <w:bottom w:val="single" w:sz="1" w:space="0" w:color="999999"/>
-              <w:right w:val="single" w:sz="1" w:space="0" w:color="999999"/>
-            </w:tcBorders>
-            <w:shd w:val="clear" w:color="auto" w:fill="FFFFFF"/>
-            <w:tcMar>
-              <w:top w:w="80" w:type="dxa"/>
-              <w:left w:w="120" w:type="dxa"/>
-              <w:bottom w:w="80" w:type="dxa"/>
-              <w:right w:w="120" w:type="dxa"/>
-            </w:tcMar>
-            <w:vAlign w:val="center"/>
-          </w:tcPr>
-          <w:p>
-            <w:pPr>
-              <w:jc w:val="center"/>
-            </w:pPr>
-            <w:r>
-              <w:rPr>
-                <w:sz w:val="20"/>
-                <w:szCs w:val="20"/>
-              </w:rPr>
-              <w:t>1 hr</w:t>
-            </w:r>
-          </w:p>
-        </w:tc>
-        <w:tc>
-          <w:tcPr>
-            <w:tcW w:w="0" w:type="auto"/>
-            <w:tcBorders>
-              <w:top w:val="single" w:sz="1" w:space="0" w:color="999999"/>
-              <w:left w:val="single" w:sz="1" w:space="0" w:color="999999"/>
-              <w:bottom w:val="single" w:sz="1" w:space="0" w:color="999999"/>
-              <w:right w:val="single" w:sz="1" w:space="0" w:color="999999"/>
-            </w:tcBorders>
-            <w:shd w:val="clear" w:color="auto" w:fill="FFFFFF"/>
-            <w:tcMar>
-              <w:top w:w="80" w:type="dxa"/>
-              <w:left w:w="120" w:type="dxa"/>
-              <w:bottom w:w="80" w:type="dxa"/>
-              <w:right w:w="120" w:type="dxa"/>
-            </w:tcMar>
-            <w:vAlign w:val="center"/>
-          </w:tcPr>
-          <w:p>
-            <w:pPr>
-              <w:jc w:val="center"/>
-            </w:pPr>
-            <w:r>
-              <w:rPr>
-                <w:sz w:val="20"/>
-                <w:szCs w:val="20"/>
-              </w:rPr>
-              <w:t>Pending</w:t>
+              <w:t>Taiseer</w:t>
+            </w:r>
+          </w:p>
+        </w:tc>
+        <w:tc>
+          <w:tcPr>
+            <w:tcW w:w="0" w:type="auto"/>
+            <w:tcBorders>
+              <w:top w:val="single" w:sz="1" w:space="0" w:color="999999"/>
+              <w:left w:val="single" w:sz="1" w:space="0" w:color="999999"/>
+              <w:bottom w:val="single" w:sz="1" w:space="0" w:color="999999"/>
+              <w:right w:val="single" w:sz="1" w:space="0" w:color="999999"/>
+            </w:tcBorders>
+            <w:shd w:val="clear" w:color="auto" w:fill="FFFFFF"/>
+            <w:tcMar>
+              <w:top w:w="80" w:type="dxa"/>
+              <w:left w:w="120" w:type="dxa"/>
+              <w:bottom w:w="80" w:type="dxa"/>
+              <w:right w:w="120" w:type="dxa"/>
+            </w:tcMar>
+            <w:vAlign w:val="center"/>
+          </w:tcPr>
+          <w:p>
+            <w:pPr>
+              <w:jc w:val="center"/>
+            </w:pPr>
+            <w:r>
+              <w:rPr>
+                <w:sz w:val="20"/>
+                <w:szCs w:val="20"/>
+              </w:rPr>
+              <w:t xml:space="preserve">1 </w:t>
+            </w:r>
+            <w:proofErr w:type="spellStart"/>
+            <w:r>
+              <w:rPr>
+                <w:sz w:val="20"/>
+                <w:szCs w:val="20"/>
+              </w:rPr>
+              <w:t>hr</w:t>
+            </w:r>
+            <w:proofErr w:type="spellEnd"/>
+          </w:p>
+        </w:tc>
+        <w:tc>
+          <w:tcPr>
+            <w:tcW w:w="0" w:type="auto"/>
+            <w:tcBorders>
+              <w:top w:val="single" w:sz="1" w:space="0" w:color="999999"/>
+              <w:left w:val="single" w:sz="1" w:space="0" w:color="999999"/>
+              <w:bottom w:val="single" w:sz="1" w:space="0" w:color="999999"/>
+              <w:right w:val="single" w:sz="1" w:space="0" w:color="999999"/>
+            </w:tcBorders>
+            <w:shd w:val="clear" w:color="auto" w:fill="FFFFFF"/>
+            <w:tcMar>
+              <w:top w:w="80" w:type="dxa"/>
+              <w:left w:w="120" w:type="dxa"/>
+              <w:bottom w:w="80" w:type="dxa"/>
+              <w:right w:w="120" w:type="dxa"/>
+            </w:tcMar>
+            <w:vAlign w:val="center"/>
+          </w:tcPr>
+          <w:p>
+            <w:pPr>
+              <w:jc w:val="center"/>
+            </w:pPr>
+            <w:r>
+              <w:rPr>
+                <w:sz w:val="20"/>
+                <w:szCs w:val="20"/>
+              </w:rPr>
+              <w:t>Done</w:t>
             </w:r>
           </w:p>
         </w:tc>
@@ -6498,7 +6780,7 @@
                 <w:sz w:val="20"/>
                 <w:szCs w:val="20"/>
               </w:rPr>
-              <w:t>Check GitHub upload of Assignment 2 files</w:t>
+              <w:t>GitHub upload of all Assignment 2 files</w:t>
             </w:r>
           </w:p>
         </w:tc>
@@ -6557,38 +6839,47 @@
                 <w:sz w:val="20"/>
                 <w:szCs w:val="20"/>
               </w:rPr>
-              <w:t>1 hr</w:t>
-            </w:r>
-          </w:p>
-        </w:tc>
-        <w:tc>
-          <w:tcPr>
-            <w:tcW w:w="0" w:type="auto"/>
-            <w:tcBorders>
-              <w:top w:val="single" w:sz="1" w:space="0" w:color="999999"/>
-              <w:left w:val="single" w:sz="1" w:space="0" w:color="999999"/>
-              <w:bottom w:val="single" w:sz="1" w:space="0" w:color="999999"/>
-              <w:right w:val="single" w:sz="1" w:space="0" w:color="999999"/>
-            </w:tcBorders>
-            <w:shd w:val="clear" w:color="auto" w:fill="EBF3FB"/>
-            <w:tcMar>
-              <w:top w:w="80" w:type="dxa"/>
-              <w:left w:w="120" w:type="dxa"/>
-              <w:bottom w:w="80" w:type="dxa"/>
-              <w:right w:w="120" w:type="dxa"/>
-            </w:tcMar>
-            <w:vAlign w:val="center"/>
-          </w:tcPr>
-          <w:p>
-            <w:pPr>
-              <w:jc w:val="center"/>
-            </w:pPr>
-            <w:r>
-              <w:rPr>
-                <w:sz w:val="20"/>
-                <w:szCs w:val="20"/>
-              </w:rPr>
-              <w:t>Pending</w:t>
+              <w:t xml:space="preserve">1 </w:t>
+            </w:r>
+            <w:proofErr w:type="spellStart"/>
+            <w:r>
+              <w:rPr>
+                <w:sz w:val="20"/>
+                <w:szCs w:val="20"/>
+              </w:rPr>
+              <w:t>hr</w:t>
+            </w:r>
+            <w:proofErr w:type="spellEnd"/>
+          </w:p>
+        </w:tc>
+        <w:tc>
+          <w:tcPr>
+            <w:tcW w:w="0" w:type="auto"/>
+            <w:tcBorders>
+              <w:top w:val="single" w:sz="1" w:space="0" w:color="999999"/>
+              <w:left w:val="single" w:sz="1" w:space="0" w:color="999999"/>
+              <w:bottom w:val="single" w:sz="1" w:space="0" w:color="999999"/>
+              <w:right w:val="single" w:sz="1" w:space="0" w:color="999999"/>
+            </w:tcBorders>
+            <w:shd w:val="clear" w:color="auto" w:fill="EBF3FB"/>
+            <w:tcMar>
+              <w:top w:w="80" w:type="dxa"/>
+              <w:left w:w="120" w:type="dxa"/>
+              <w:bottom w:w="80" w:type="dxa"/>
+              <w:right w:w="120" w:type="dxa"/>
+            </w:tcMar>
+            <w:vAlign w:val="center"/>
+          </w:tcPr>
+          <w:p>
+            <w:pPr>
+              <w:jc w:val="center"/>
+            </w:pPr>
+            <w:r>
+              <w:rPr>
+                <w:sz w:val="20"/>
+                <w:szCs w:val="20"/>
+              </w:rPr>
+              <w:t>Done</w:t>
             </w:r>
           </w:p>
         </w:tc>
@@ -6739,7 +7030,7 @@
                 <w:sz w:val="20"/>
                 <w:szCs w:val="20"/>
               </w:rPr>
-              <w:t>Pending</w:t>
+              <w:t>Done</w:t>
             </w:r>
           </w:p>
         </w:tc>
@@ -6790,11 +7081,11 @@
         <w:tblLook w:val="04A0" w:firstRow="1" w:lastRow="0" w:firstColumn="1" w:lastColumn="0" w:noHBand="0" w:noVBand="1"/>
       </w:tblPr>
       <w:tblGrid>
-        <w:gridCol w:w="464"/>
-        <w:gridCol w:w="4971"/>
-        <w:gridCol w:w="1740"/>
-        <w:gridCol w:w="1264"/>
-        <w:gridCol w:w="921"/>
+        <w:gridCol w:w="463"/>
+        <w:gridCol w:w="5165"/>
+        <w:gridCol w:w="1523"/>
+        <w:gridCol w:w="1285"/>
+        <w:gridCol w:w="924"/>
       </w:tblGrid>
       <w:tr>
         <w:trPr>
@@ -7076,8 +7367,17 @@
                 <w:sz w:val="20"/>
                 <w:szCs w:val="20"/>
               </w:rPr>
-              <w:t>2 hrs</w:t>
-            </w:r>
+              <w:t xml:space="preserve">2 </w:t>
+            </w:r>
+            <w:proofErr w:type="spellStart"/>
+            <w:r>
+              <w:rPr>
+                <w:sz w:val="20"/>
+                <w:szCs w:val="20"/>
+              </w:rPr>
+              <w:t>hrs</w:t>
+            </w:r>
+            <w:proofErr w:type="spellEnd"/>
           </w:p>
         </w:tc>
         <w:tc>
@@ -7163,12 +7463,21 @@
             <w:vAlign w:val="center"/>
           </w:tcPr>
           <w:p>
-            <w:r>
-              <w:rPr>
-                <w:sz w:val="20"/>
-                <w:szCs w:val="20"/>
-              </w:rPr>
-              <w:t>GoNature system analysis &amp; requirements</w:t>
+            <w:proofErr w:type="spellStart"/>
+            <w:r>
+              <w:rPr>
+                <w:sz w:val="20"/>
+                <w:szCs w:val="20"/>
+              </w:rPr>
+              <w:t>GoNature</w:t>
+            </w:r>
+            <w:proofErr w:type="spellEnd"/>
+            <w:r>
+              <w:rPr>
+                <w:sz w:val="20"/>
+                <w:szCs w:val="20"/>
+              </w:rPr>
+              <w:t xml:space="preserve"> system analysis &amp; requirements</w:t>
             </w:r>
           </w:p>
         </w:tc>
@@ -7227,8 +7536,17 @@
                 <w:sz w:val="20"/>
                 <w:szCs w:val="20"/>
               </w:rPr>
-              <w:t>3 hrs</w:t>
-            </w:r>
+              <w:t xml:space="preserve">3 </w:t>
+            </w:r>
+            <w:proofErr w:type="spellStart"/>
+            <w:r>
+              <w:rPr>
+                <w:sz w:val="20"/>
+                <w:szCs w:val="20"/>
+              </w:rPr>
+              <w:t>hrs</w:t>
+            </w:r>
+            <w:proofErr w:type="spellEnd"/>
           </w:p>
         </w:tc>
         <w:tc>
@@ -7378,8 +7696,17 @@
                 <w:sz w:val="20"/>
                 <w:szCs w:val="20"/>
               </w:rPr>
-              <w:t>6 hrs</w:t>
-            </w:r>
+              <w:t xml:space="preserve">6 </w:t>
+            </w:r>
+            <w:proofErr w:type="spellStart"/>
+            <w:r>
+              <w:rPr>
+                <w:sz w:val="20"/>
+                <w:szCs w:val="20"/>
+              </w:rPr>
+              <w:t>hrs</w:t>
+            </w:r>
+            <w:proofErr w:type="spellEnd"/>
           </w:p>
         </w:tc>
         <w:tc>
@@ -7529,8 +7856,17 @@
                 <w:sz w:val="20"/>
                 <w:szCs w:val="20"/>
               </w:rPr>
-              <w:t>4 hrs</w:t>
-            </w:r>
+              <w:t xml:space="preserve">4 </w:t>
+            </w:r>
+            <w:proofErr w:type="spellStart"/>
+            <w:r>
+              <w:rPr>
+                <w:sz w:val="20"/>
+                <w:szCs w:val="20"/>
+              </w:rPr>
+              <w:t>hrs</w:t>
+            </w:r>
+            <w:proofErr w:type="spellEnd"/>
           </w:p>
         </w:tc>
         <w:tc>
@@ -7644,44 +7980,62 @@
             <w:vAlign w:val="center"/>
           </w:tcPr>
           <w:p>
-            <w:r>
-              <w:rPr>
-                <w:sz w:val="20"/>
-                <w:szCs w:val="20"/>
-              </w:rPr>
-              <w:t>Rani &amp; Ibrahim</w:t>
-            </w:r>
-          </w:p>
-        </w:tc>
-        <w:tc>
-          <w:tcPr>
-            <w:tcW w:w="0" w:type="auto"/>
-            <w:tcBorders>
-              <w:top w:val="single" w:sz="1" w:space="0" w:color="999999"/>
-              <w:left w:val="single" w:sz="1" w:space="0" w:color="999999"/>
-              <w:bottom w:val="single" w:sz="1" w:space="0" w:color="999999"/>
-              <w:right w:val="single" w:sz="1" w:space="0" w:color="999999"/>
-            </w:tcBorders>
-            <w:shd w:val="clear" w:color="auto" w:fill="EBF3FB"/>
-            <w:tcMar>
-              <w:top w:w="80" w:type="dxa"/>
-              <w:left w:w="120" w:type="dxa"/>
-              <w:bottom w:w="80" w:type="dxa"/>
-              <w:right w:w="120" w:type="dxa"/>
-            </w:tcMar>
-            <w:vAlign w:val="center"/>
-          </w:tcPr>
-          <w:p>
-            <w:pPr>
-              <w:jc w:val="center"/>
-            </w:pPr>
-            <w:r>
-              <w:rPr>
-                <w:sz w:val="20"/>
-                <w:szCs w:val="20"/>
-              </w:rPr>
-              <w:t>3 hrs</w:t>
-            </w:r>
+            <w:proofErr w:type="gramStart"/>
+            <w:r>
+              <w:rPr>
+                <w:sz w:val="20"/>
+                <w:szCs w:val="20"/>
+              </w:rPr>
+              <w:t>Rani</w:t>
+            </w:r>
+            <w:proofErr w:type="gramEnd"/>
+            <w:r>
+              <w:rPr>
+                <w:sz w:val="20"/>
+                <w:szCs w:val="20"/>
+              </w:rPr>
+              <w:t xml:space="preserve"> &amp; Ibrahim</w:t>
+            </w:r>
+          </w:p>
+        </w:tc>
+        <w:tc>
+          <w:tcPr>
+            <w:tcW w:w="0" w:type="auto"/>
+            <w:tcBorders>
+              <w:top w:val="single" w:sz="1" w:space="0" w:color="999999"/>
+              <w:left w:val="single" w:sz="1" w:space="0" w:color="999999"/>
+              <w:bottom w:val="single" w:sz="1" w:space="0" w:color="999999"/>
+              <w:right w:val="single" w:sz="1" w:space="0" w:color="999999"/>
+            </w:tcBorders>
+            <w:shd w:val="clear" w:color="auto" w:fill="EBF3FB"/>
+            <w:tcMar>
+              <w:top w:w="80" w:type="dxa"/>
+              <w:left w:w="120" w:type="dxa"/>
+              <w:bottom w:w="80" w:type="dxa"/>
+              <w:right w:w="120" w:type="dxa"/>
+            </w:tcMar>
+            <w:vAlign w:val="center"/>
+          </w:tcPr>
+          <w:p>
+            <w:pPr>
+              <w:jc w:val="center"/>
+            </w:pPr>
+            <w:r>
+              <w:rPr>
+                <w:sz w:val="20"/>
+                <w:szCs w:val="20"/>
+              </w:rPr>
+              <w:t xml:space="preserve">3 </w:t>
+            </w:r>
+            <w:proofErr w:type="spellStart"/>
+            <w:r>
+              <w:rPr>
+                <w:sz w:val="20"/>
+                <w:szCs w:val="20"/>
+              </w:rPr>
+              <w:t>hrs</w:t>
+            </w:r>
+            <w:proofErr w:type="spellEnd"/>
           </w:p>
         </w:tc>
         <w:tc>
@@ -7795,44 +8149,62 @@
             <w:vAlign w:val="center"/>
           </w:tcPr>
           <w:p>
-            <w:r>
-              <w:rPr>
-                <w:sz w:val="20"/>
-                <w:szCs w:val="20"/>
-              </w:rPr>
-              <w:t>Rani &amp; Ibrahim</w:t>
-            </w:r>
-          </w:p>
-        </w:tc>
-        <w:tc>
-          <w:tcPr>
-            <w:tcW w:w="0" w:type="auto"/>
-            <w:tcBorders>
-              <w:top w:val="single" w:sz="1" w:space="0" w:color="999999"/>
-              <w:left w:val="single" w:sz="1" w:space="0" w:color="999999"/>
-              <w:bottom w:val="single" w:sz="1" w:space="0" w:color="999999"/>
-              <w:right w:val="single" w:sz="1" w:space="0" w:color="999999"/>
-            </w:tcBorders>
-            <w:shd w:val="clear" w:color="auto" w:fill="FFFFFF"/>
-            <w:tcMar>
-              <w:top w:w="80" w:type="dxa"/>
-              <w:left w:w="120" w:type="dxa"/>
-              <w:bottom w:w="80" w:type="dxa"/>
-              <w:right w:w="120" w:type="dxa"/>
-            </w:tcMar>
-            <w:vAlign w:val="center"/>
-          </w:tcPr>
-          <w:p>
-            <w:pPr>
-              <w:jc w:val="center"/>
-            </w:pPr>
-            <w:r>
-              <w:rPr>
-                <w:sz w:val="20"/>
-                <w:szCs w:val="20"/>
-              </w:rPr>
-              <w:t>3 hrs</w:t>
-            </w:r>
+            <w:proofErr w:type="gramStart"/>
+            <w:r>
+              <w:rPr>
+                <w:sz w:val="20"/>
+                <w:szCs w:val="20"/>
+              </w:rPr>
+              <w:t>Rani</w:t>
+            </w:r>
+            <w:proofErr w:type="gramEnd"/>
+            <w:r>
+              <w:rPr>
+                <w:sz w:val="20"/>
+                <w:szCs w:val="20"/>
+              </w:rPr>
+              <w:t xml:space="preserve"> &amp; Ibrahim</w:t>
+            </w:r>
+          </w:p>
+        </w:tc>
+        <w:tc>
+          <w:tcPr>
+            <w:tcW w:w="0" w:type="auto"/>
+            <w:tcBorders>
+              <w:top w:val="single" w:sz="1" w:space="0" w:color="999999"/>
+              <w:left w:val="single" w:sz="1" w:space="0" w:color="999999"/>
+              <w:bottom w:val="single" w:sz="1" w:space="0" w:color="999999"/>
+              <w:right w:val="single" w:sz="1" w:space="0" w:color="999999"/>
+            </w:tcBorders>
+            <w:shd w:val="clear" w:color="auto" w:fill="FFFFFF"/>
+            <w:tcMar>
+              <w:top w:w="80" w:type="dxa"/>
+              <w:left w:w="120" w:type="dxa"/>
+              <w:bottom w:w="80" w:type="dxa"/>
+              <w:right w:w="120" w:type="dxa"/>
+            </w:tcMar>
+            <w:vAlign w:val="center"/>
+          </w:tcPr>
+          <w:p>
+            <w:pPr>
+              <w:jc w:val="center"/>
+            </w:pPr>
+            <w:r>
+              <w:rPr>
+                <w:sz w:val="20"/>
+                <w:szCs w:val="20"/>
+              </w:rPr>
+              <w:t xml:space="preserve">3 </w:t>
+            </w:r>
+            <w:proofErr w:type="spellStart"/>
+            <w:r>
+              <w:rPr>
+                <w:sz w:val="20"/>
+                <w:szCs w:val="20"/>
+              </w:rPr>
+              <w:t>hrs</w:t>
+            </w:r>
+            <w:proofErr w:type="spellEnd"/>
           </w:p>
         </w:tc>
         <w:tc>
@@ -7982,8 +8354,17 @@
                 <w:sz w:val="20"/>
                 <w:szCs w:val="20"/>
               </w:rPr>
-              <w:t>2 hrs</w:t>
-            </w:r>
+              <w:t xml:space="preserve">2 </w:t>
+            </w:r>
+            <w:proofErr w:type="spellStart"/>
+            <w:r>
+              <w:rPr>
+                <w:sz w:val="20"/>
+                <w:szCs w:val="20"/>
+              </w:rPr>
+              <w:t>hrs</w:t>
+            </w:r>
+            <w:proofErr w:type="spellEnd"/>
           </w:p>
         </w:tc>
         <w:tc>
@@ -8253,39 +8634,48 @@
                 <w:sz w:val="20"/>
                 <w:szCs w:val="20"/>
               </w:rPr>
-              <w:t>Taiseer</w:t>
-            </w:r>
-          </w:p>
-        </w:tc>
-        <w:tc>
-          <w:tcPr>
-            <w:tcW w:w="0" w:type="auto"/>
-            <w:tcBorders>
-              <w:top w:val="single" w:sz="1" w:space="0" w:color="999999"/>
-              <w:left w:val="single" w:sz="1" w:space="0" w:color="999999"/>
-              <w:bottom w:val="single" w:sz="1" w:space="0" w:color="999999"/>
-              <w:right w:val="single" w:sz="1" w:space="0" w:color="999999"/>
-            </w:tcBorders>
-            <w:shd w:val="clear" w:color="auto" w:fill="EBF3FB"/>
-            <w:tcMar>
-              <w:top w:w="80" w:type="dxa"/>
-              <w:left w:w="120" w:type="dxa"/>
-              <w:bottom w:w="80" w:type="dxa"/>
-              <w:right w:w="120" w:type="dxa"/>
-            </w:tcMar>
-            <w:vAlign w:val="center"/>
-          </w:tcPr>
-          <w:p>
-            <w:pPr>
-              <w:jc w:val="center"/>
-            </w:pPr>
-            <w:r>
-              <w:rPr>
-                <w:sz w:val="20"/>
-                <w:szCs w:val="20"/>
-              </w:rPr>
-              <w:t>10 hrs</w:t>
-            </w:r>
+              <w:t>Taiseer &amp; Fadi</w:t>
+            </w:r>
+          </w:p>
+        </w:tc>
+        <w:tc>
+          <w:tcPr>
+            <w:tcW w:w="0" w:type="auto"/>
+            <w:tcBorders>
+              <w:top w:val="single" w:sz="1" w:space="0" w:color="999999"/>
+              <w:left w:val="single" w:sz="1" w:space="0" w:color="999999"/>
+              <w:bottom w:val="single" w:sz="1" w:space="0" w:color="999999"/>
+              <w:right w:val="single" w:sz="1" w:space="0" w:color="999999"/>
+            </w:tcBorders>
+            <w:shd w:val="clear" w:color="auto" w:fill="EBF3FB"/>
+            <w:tcMar>
+              <w:top w:w="80" w:type="dxa"/>
+              <w:left w:w="120" w:type="dxa"/>
+              <w:bottom w:w="80" w:type="dxa"/>
+              <w:right w:w="120" w:type="dxa"/>
+            </w:tcMar>
+            <w:vAlign w:val="center"/>
+          </w:tcPr>
+          <w:p>
+            <w:pPr>
+              <w:jc w:val="center"/>
+            </w:pPr>
+            <w:r>
+              <w:rPr>
+                <w:sz w:val="20"/>
+                <w:szCs w:val="20"/>
+              </w:rPr>
+              <w:t xml:space="preserve">10 </w:t>
+            </w:r>
+            <w:proofErr w:type="spellStart"/>
+            <w:r>
+              <w:rPr>
+                <w:sz w:val="20"/>
+                <w:szCs w:val="20"/>
+              </w:rPr>
+              <w:t>hrs</w:t>
+            </w:r>
+            <w:proofErr w:type="spellEnd"/>
           </w:p>
         </w:tc>
         <w:tc>
@@ -8404,39 +8794,48 @@
                 <w:sz w:val="20"/>
                 <w:szCs w:val="20"/>
               </w:rPr>
-              <w:t>Taiseer &amp; Haytam</w:t>
-            </w:r>
-          </w:p>
-        </w:tc>
-        <w:tc>
-          <w:tcPr>
-            <w:tcW w:w="0" w:type="auto"/>
-            <w:tcBorders>
-              <w:top w:val="single" w:sz="1" w:space="0" w:color="999999"/>
-              <w:left w:val="single" w:sz="1" w:space="0" w:color="999999"/>
-              <w:bottom w:val="single" w:sz="1" w:space="0" w:color="999999"/>
-              <w:right w:val="single" w:sz="1" w:space="0" w:color="999999"/>
-            </w:tcBorders>
-            <w:shd w:val="clear" w:color="auto" w:fill="FFFFFF"/>
-            <w:tcMar>
-              <w:top w:w="80" w:type="dxa"/>
-              <w:left w:w="120" w:type="dxa"/>
-              <w:bottom w:w="80" w:type="dxa"/>
-              <w:right w:w="120" w:type="dxa"/>
-            </w:tcMar>
-            <w:vAlign w:val="center"/>
-          </w:tcPr>
-          <w:p>
-            <w:pPr>
-              <w:jc w:val="center"/>
-            </w:pPr>
-            <w:r>
-              <w:rPr>
-                <w:sz w:val="20"/>
-                <w:szCs w:val="20"/>
-              </w:rPr>
-              <w:t>3 hrs</w:t>
-            </w:r>
+              <w:t>Taiseer</w:t>
+            </w:r>
+          </w:p>
+        </w:tc>
+        <w:tc>
+          <w:tcPr>
+            <w:tcW w:w="0" w:type="auto"/>
+            <w:tcBorders>
+              <w:top w:val="single" w:sz="1" w:space="0" w:color="999999"/>
+              <w:left w:val="single" w:sz="1" w:space="0" w:color="999999"/>
+              <w:bottom w:val="single" w:sz="1" w:space="0" w:color="999999"/>
+              <w:right w:val="single" w:sz="1" w:space="0" w:color="999999"/>
+            </w:tcBorders>
+            <w:shd w:val="clear" w:color="auto" w:fill="FFFFFF"/>
+            <w:tcMar>
+              <w:top w:w="80" w:type="dxa"/>
+              <w:left w:w="120" w:type="dxa"/>
+              <w:bottom w:w="80" w:type="dxa"/>
+              <w:right w:w="120" w:type="dxa"/>
+            </w:tcMar>
+            <w:vAlign w:val="center"/>
+          </w:tcPr>
+          <w:p>
+            <w:pPr>
+              <w:jc w:val="center"/>
+            </w:pPr>
+            <w:r>
+              <w:rPr>
+                <w:sz w:val="20"/>
+                <w:szCs w:val="20"/>
+              </w:rPr>
+              <w:t xml:space="preserve">2 </w:t>
+            </w:r>
+            <w:proofErr w:type="spellStart"/>
+            <w:r>
+              <w:rPr>
+                <w:sz w:val="20"/>
+                <w:szCs w:val="20"/>
+              </w:rPr>
+              <w:t>hrs</w:t>
+            </w:r>
+            <w:proofErr w:type="spellEnd"/>
           </w:p>
         </w:tc>
         <w:tc>
@@ -8499,6 +8898,7 @@
                 <w:sz w:val="20"/>
                 <w:szCs w:val="20"/>
               </w:rPr>
+              <w:lastRenderedPageBreak/>
               <w:t>11</w:t>
             </w:r>
           </w:p>
@@ -8527,7 +8927,7 @@
                 <w:sz w:val="20"/>
                 <w:szCs w:val="20"/>
               </w:rPr>
-              <w:t>Activity Diagram: Book a Visit + Park Entry</w:t>
+              <w:t>Activity Diagram — Booking a Visit</w:t>
             </w:r>
           </w:p>
         </w:tc>
@@ -8586,8 +8986,17 @@
                 <w:sz w:val="20"/>
                 <w:szCs w:val="20"/>
               </w:rPr>
-              <w:t>4 hrs</w:t>
-            </w:r>
+              <w:t xml:space="preserve">4 </w:t>
+            </w:r>
+            <w:proofErr w:type="spellStart"/>
+            <w:r>
+              <w:rPr>
+                <w:sz w:val="20"/>
+                <w:szCs w:val="20"/>
+              </w:rPr>
+              <w:t>hrs</w:t>
+            </w:r>
+            <w:proofErr w:type="spellEnd"/>
           </w:p>
         </w:tc>
         <w:tc>
@@ -8678,7 +9087,7 @@
                 <w:sz w:val="20"/>
                 <w:szCs w:val="20"/>
               </w:rPr>
-              <w:t>Activity Diagram: Create and View Visit Report</w:t>
+              <w:t>Activity Diagram — Creating &amp; Viewing Reports</w:t>
             </w:r>
           </w:p>
         </w:tc>
@@ -8737,8 +9146,17 @@
                 <w:sz w:val="20"/>
                 <w:szCs w:val="20"/>
               </w:rPr>
-              <w:t>3 hrs</w:t>
-            </w:r>
+              <w:t xml:space="preserve">3 </w:t>
+            </w:r>
+            <w:proofErr w:type="spellStart"/>
+            <w:r>
+              <w:rPr>
+                <w:sz w:val="20"/>
+                <w:szCs w:val="20"/>
+              </w:rPr>
+              <w:t>hrs</w:t>
+            </w:r>
+            <w:proofErr w:type="spellEnd"/>
           </w:p>
         </w:tc>
         <w:tc>
@@ -8801,7 +9219,6 @@
                 <w:sz w:val="20"/>
                 <w:szCs w:val="20"/>
               </w:rPr>
-              <w:lastRenderedPageBreak/>
               <w:t>13</w:t>
             </w:r>
           </w:p>
@@ -8889,8 +9306,17 @@
                 <w:sz w:val="20"/>
                 <w:szCs w:val="20"/>
               </w:rPr>
-              <w:t>2 hrs</w:t>
-            </w:r>
+              <w:t xml:space="preserve">2 </w:t>
+            </w:r>
+            <w:proofErr w:type="spellStart"/>
+            <w:r>
+              <w:rPr>
+                <w:sz w:val="20"/>
+                <w:szCs w:val="20"/>
+              </w:rPr>
+              <w:t>hrs</w:t>
+            </w:r>
+            <w:proofErr w:type="spellEnd"/>
           </w:p>
         </w:tc>
         <w:tc>
@@ -8981,7 +9407,7 @@
                 <w:sz w:val="20"/>
                 <w:szCs w:val="20"/>
               </w:rPr>
-              <w:t>Sequence Diagram: Make a Reservation</w:t>
+              <w:t>Sequence Diagram — Booking Flow</w:t>
             </w:r>
           </w:p>
         </w:tc>
@@ -9040,8 +9466,17 @@
                 <w:sz w:val="20"/>
                 <w:szCs w:val="20"/>
               </w:rPr>
-              <w:t>5 hrs</w:t>
-            </w:r>
+              <w:t xml:space="preserve">5 </w:t>
+            </w:r>
+            <w:proofErr w:type="spellStart"/>
+            <w:r>
+              <w:rPr>
+                <w:sz w:val="20"/>
+                <w:szCs w:val="20"/>
+              </w:rPr>
+              <w:t>hrs</w:t>
+            </w:r>
+            <w:proofErr w:type="spellEnd"/>
           </w:p>
         </w:tc>
         <w:tc>
@@ -9132,7 +9567,7 @@
                 <w:sz w:val="20"/>
                 <w:szCs w:val="20"/>
               </w:rPr>
-              <w:t>Sequence Diagram: Generate &amp; View Usage Reports</w:t>
+              <w:t>Sequence Diagram — Reports Flow</w:t>
             </w:r>
           </w:p>
         </w:tc>
@@ -9191,8 +9626,17 @@
                 <w:sz w:val="20"/>
                 <w:szCs w:val="20"/>
               </w:rPr>
-              <w:t>4 hrs</w:t>
-            </w:r>
+              <w:t xml:space="preserve">4 </w:t>
+            </w:r>
+            <w:proofErr w:type="spellStart"/>
+            <w:r>
+              <w:rPr>
+                <w:sz w:val="20"/>
+                <w:szCs w:val="20"/>
+              </w:rPr>
+              <w:t>hrs</w:t>
+            </w:r>
+            <w:proofErr w:type="spellEnd"/>
           </w:p>
         </w:tc>
         <w:tc>
@@ -9311,39 +9755,48 @@
                 <w:sz w:val="20"/>
                 <w:szCs w:val="20"/>
               </w:rPr>
-              <w:t>Fadi &amp; Rani</w:t>
-            </w:r>
-          </w:p>
-        </w:tc>
-        <w:tc>
-          <w:tcPr>
-            <w:tcW w:w="0" w:type="auto"/>
-            <w:tcBorders>
-              <w:top w:val="single" w:sz="1" w:space="0" w:color="999999"/>
-              <w:left w:val="single" w:sz="1" w:space="0" w:color="999999"/>
-              <w:bottom w:val="single" w:sz="1" w:space="0" w:color="999999"/>
-              <w:right w:val="single" w:sz="1" w:space="0" w:color="999999"/>
-            </w:tcBorders>
-            <w:shd w:val="clear" w:color="auto" w:fill="FFFFFF"/>
-            <w:tcMar>
-              <w:top w:w="80" w:type="dxa"/>
-              <w:left w:w="120" w:type="dxa"/>
-              <w:bottom w:w="80" w:type="dxa"/>
-              <w:right w:w="120" w:type="dxa"/>
-            </w:tcMar>
-            <w:vAlign w:val="center"/>
-          </w:tcPr>
-          <w:p>
-            <w:pPr>
-              <w:jc w:val="center"/>
-            </w:pPr>
-            <w:r>
-              <w:rPr>
-                <w:sz w:val="20"/>
-                <w:szCs w:val="20"/>
-              </w:rPr>
-              <w:t>12 hrs</w:t>
-            </w:r>
+              <w:t>Fadi</w:t>
+            </w:r>
+          </w:p>
+        </w:tc>
+        <w:tc>
+          <w:tcPr>
+            <w:tcW w:w="0" w:type="auto"/>
+            <w:tcBorders>
+              <w:top w:val="single" w:sz="1" w:space="0" w:color="999999"/>
+              <w:left w:val="single" w:sz="1" w:space="0" w:color="999999"/>
+              <w:bottom w:val="single" w:sz="1" w:space="0" w:color="999999"/>
+              <w:right w:val="single" w:sz="1" w:space="0" w:color="999999"/>
+            </w:tcBorders>
+            <w:shd w:val="clear" w:color="auto" w:fill="FFFFFF"/>
+            <w:tcMar>
+              <w:top w:w="80" w:type="dxa"/>
+              <w:left w:w="120" w:type="dxa"/>
+              <w:bottom w:w="80" w:type="dxa"/>
+              <w:right w:w="120" w:type="dxa"/>
+            </w:tcMar>
+            <w:vAlign w:val="center"/>
+          </w:tcPr>
+          <w:p>
+            <w:pPr>
+              <w:jc w:val="center"/>
+            </w:pPr>
+            <w:r>
+              <w:rPr>
+                <w:sz w:val="20"/>
+                <w:szCs w:val="20"/>
+              </w:rPr>
+              <w:t xml:space="preserve">12 </w:t>
+            </w:r>
+            <w:proofErr w:type="spellStart"/>
+            <w:r>
+              <w:rPr>
+                <w:sz w:val="20"/>
+                <w:szCs w:val="20"/>
+              </w:rPr>
+              <w:t>hrs</w:t>
+            </w:r>
+            <w:proofErr w:type="spellEnd"/>
           </w:p>
         </w:tc>
         <w:tc>
@@ -9493,8 +9946,17 @@
                 <w:sz w:val="20"/>
                 <w:szCs w:val="20"/>
               </w:rPr>
-              <w:t>10 hrs</w:t>
-            </w:r>
+              <w:t xml:space="preserve">10 </w:t>
+            </w:r>
+            <w:proofErr w:type="spellStart"/>
+            <w:r>
+              <w:rPr>
+                <w:sz w:val="20"/>
+                <w:szCs w:val="20"/>
+              </w:rPr>
+              <w:t>hrs</w:t>
+            </w:r>
+            <w:proofErr w:type="spellEnd"/>
           </w:p>
         </w:tc>
         <w:tc>
@@ -9613,39 +10075,48 @@
                 <w:sz w:val="20"/>
                 <w:szCs w:val="20"/>
               </w:rPr>
-              <w:t>Fadi &amp; Ibrahim</w:t>
-            </w:r>
-          </w:p>
-        </w:tc>
-        <w:tc>
-          <w:tcPr>
-            <w:tcW w:w="0" w:type="auto"/>
-            <w:tcBorders>
-              <w:top w:val="single" w:sz="1" w:space="0" w:color="999999"/>
-              <w:left w:val="single" w:sz="1" w:space="0" w:color="999999"/>
-              <w:bottom w:val="single" w:sz="1" w:space="0" w:color="999999"/>
-              <w:right w:val="single" w:sz="1" w:space="0" w:color="999999"/>
-            </w:tcBorders>
-            <w:shd w:val="clear" w:color="auto" w:fill="FFFFFF"/>
-            <w:tcMar>
-              <w:top w:w="80" w:type="dxa"/>
-              <w:left w:w="120" w:type="dxa"/>
-              <w:bottom w:w="80" w:type="dxa"/>
-              <w:right w:w="120" w:type="dxa"/>
-            </w:tcMar>
-            <w:vAlign w:val="center"/>
-          </w:tcPr>
-          <w:p>
-            <w:pPr>
-              <w:jc w:val="center"/>
-            </w:pPr>
-            <w:r>
-              <w:rPr>
-                <w:sz w:val="20"/>
-                <w:szCs w:val="20"/>
-              </w:rPr>
-              <w:t>3 hrs</w:t>
-            </w:r>
+              <w:t>Fadi &amp; Taiseer</w:t>
+            </w:r>
+          </w:p>
+        </w:tc>
+        <w:tc>
+          <w:tcPr>
+            <w:tcW w:w="0" w:type="auto"/>
+            <w:tcBorders>
+              <w:top w:val="single" w:sz="1" w:space="0" w:color="999999"/>
+              <w:left w:val="single" w:sz="1" w:space="0" w:color="999999"/>
+              <w:bottom w:val="single" w:sz="1" w:space="0" w:color="999999"/>
+              <w:right w:val="single" w:sz="1" w:space="0" w:color="999999"/>
+            </w:tcBorders>
+            <w:shd w:val="clear" w:color="auto" w:fill="FFFFFF"/>
+            <w:tcMar>
+              <w:top w:w="80" w:type="dxa"/>
+              <w:left w:w="120" w:type="dxa"/>
+              <w:bottom w:w="80" w:type="dxa"/>
+              <w:right w:w="120" w:type="dxa"/>
+            </w:tcMar>
+            <w:vAlign w:val="center"/>
+          </w:tcPr>
+          <w:p>
+            <w:pPr>
+              <w:jc w:val="center"/>
+            </w:pPr>
+            <w:r>
+              <w:rPr>
+                <w:sz w:val="20"/>
+                <w:szCs w:val="20"/>
+              </w:rPr>
+              <w:t xml:space="preserve">3 </w:t>
+            </w:r>
+            <w:proofErr w:type="spellStart"/>
+            <w:r>
+              <w:rPr>
+                <w:sz w:val="20"/>
+                <w:szCs w:val="20"/>
+              </w:rPr>
+              <w:t>hrs</w:t>
+            </w:r>
+            <w:proofErr w:type="spellEnd"/>
           </w:p>
         </w:tc>
         <w:tc>
@@ -9795,8 +10266,17 @@
                 <w:sz w:val="20"/>
                 <w:szCs w:val="20"/>
               </w:rPr>
-              <w:t>2 hrs</w:t>
-            </w:r>
+              <w:t xml:space="preserve">2 </w:t>
+            </w:r>
+            <w:proofErr w:type="spellStart"/>
+            <w:r>
+              <w:rPr>
+                <w:sz w:val="20"/>
+                <w:szCs w:val="20"/>
+              </w:rPr>
+              <w:t>hrs</w:t>
+            </w:r>
+            <w:proofErr w:type="spellEnd"/>
           </w:p>
         </w:tc>
         <w:tc>
@@ -9946,8 +10426,17 @@
                 <w:sz w:val="20"/>
                 <w:szCs w:val="20"/>
               </w:rPr>
-              <w:t>3 hrs</w:t>
-            </w:r>
+              <w:t xml:space="preserve">3 </w:t>
+            </w:r>
+            <w:proofErr w:type="spellStart"/>
+            <w:r>
+              <w:rPr>
+                <w:sz w:val="20"/>
+                <w:szCs w:val="20"/>
+              </w:rPr>
+              <w:t>hrs</w:t>
+            </w:r>
+            <w:proofErr w:type="spellEnd"/>
           </w:p>
         </w:tc>
         <w:tc>
@@ -10097,8 +10586,17 @@
                 <w:sz w:val="20"/>
                 <w:szCs w:val="20"/>
               </w:rPr>
-              <w:t>4 hrs</w:t>
-            </w:r>
+              <w:t xml:space="preserve">4 </w:t>
+            </w:r>
+            <w:proofErr w:type="spellStart"/>
+            <w:r>
+              <w:rPr>
+                <w:sz w:val="20"/>
+                <w:szCs w:val="20"/>
+              </w:rPr>
+              <w:t>hrs</w:t>
+            </w:r>
+            <w:proofErr w:type="spellEnd"/>
           </w:p>
         </w:tc>
         <w:tc>
@@ -10248,8 +10746,17 @@
                 <w:sz w:val="20"/>
                 <w:szCs w:val="20"/>
               </w:rPr>
-              <w:t>1 hr</w:t>
-            </w:r>
+              <w:t xml:space="preserve">1 </w:t>
+            </w:r>
+            <w:proofErr w:type="spellStart"/>
+            <w:r>
+              <w:rPr>
+                <w:sz w:val="20"/>
+                <w:szCs w:val="20"/>
+              </w:rPr>
+              <w:t>hr</w:t>
+            </w:r>
+            <w:proofErr w:type="spellEnd"/>
           </w:p>
         </w:tc>
         <w:tc>
@@ -10368,7 +10875,7 @@
                 <w:sz w:val="20"/>
                 <w:szCs w:val="20"/>
               </w:rPr>
-              <w:t>Haytam</w:t>
+              <w:t>Taiseer</w:t>
             </w:r>
           </w:p>
         </w:tc>
@@ -10491,7 +10998,7 @@
                 <w:sz w:val="20"/>
                 <w:szCs w:val="20"/>
               </w:rPr>
-              <w:t>GitHub gathering of all Assignment 2 files</w:t>
+              <w:t>GitHub upload of all Assignment 2 files</w:t>
             </w:r>
           </w:p>
         </w:tc>
@@ -10550,8 +11057,17 @@
                 <w:sz w:val="20"/>
                 <w:szCs w:val="20"/>
               </w:rPr>
-              <w:t>1 hr</w:t>
-            </w:r>
+              <w:t xml:space="preserve">1 </w:t>
+            </w:r>
+            <w:proofErr w:type="spellStart"/>
+            <w:r>
+              <w:rPr>
+                <w:sz w:val="20"/>
+                <w:szCs w:val="20"/>
+              </w:rPr>
+              <w:t>hr</w:t>
+            </w:r>
+            <w:proofErr w:type="spellEnd"/>
           </w:p>
         </w:tc>
         <w:tc>
